--- a/courts/fifth-circuit/louisiana/federal/bankruptcy-eastern-district/motion-brief/usage/OUTPUT-motion-brief.docx
+++ b/courts/fifth-circuit/louisiana/federal/bankruptcy-eastern-district/motion-brief/usage/OUTPUT-motion-brief.docx
@@ -4,43 +4,53 @@
   <w:body>
     <w:p>
       <w:pPr>
-        <w:pStyle w:val="CourtTitle"/>
-      </w:pPr>
-      <w:r>
+        <w:spacing w:before="0" w:after="0" w:line="276" w:lineRule="exact"/>
+        <w:ind w:left="0" w:firstLine="0"/>
+        <w:jc w:val="center"/>
+      </w:pPr>
+      <w:r>
+        <w:rPr>
+          <w:b/>
+          <w:bCs/>
+        </w:rPr>
         <w:t xml:space="preserve">UNITED STATES BANKRUPTCY COURT</w:t>
       </w:r>
     </w:p>
     <w:p>
       <w:pPr>
-        <w:pStyle w:val="CourtTitle"/>
-        <w:spacing w:after="200"/>
-      </w:pPr>
-      <w:r>
+        <w:spacing w:before="0" w:after="0" w:line="276" w:lineRule="exact"/>
+        <w:ind w:left="0" w:firstLine="0"/>
+        <w:jc w:val="center"/>
+      </w:pPr>
+      <w:r>
+        <w:rPr>
+          <w:b/>
+          <w:bCs/>
+        </w:rPr>
         <w:t xml:space="preserve">EASTERN DISTRICT OF LOUISIANA</w:t>
       </w:r>
+    </w:p>
+    <w:p>
+      <w:pPr>
+        <w:spacing w:before="0" w:after="0" w:line="240" w:lineRule="exact"/>
+      </w:pPr>
     </w:p>
     <w:tbl>
       <w:tblPr>
         <w:tblW w:w="9360" w:type="dxa"/>
-        <w:tblInd w:w="0" w:type="dxa"/>
-        <w:tblBorders>
-          <w:top w:val="nil"/>
-          <w:left w:val="nil"/>
-          <w:bottom w:val="nil"/>
-          <w:right w:val="nil"/>
-          <w:insideH w:val="nil"/>
-          <w:insideV w:val="nil"/>
-        </w:tblBorders>
         <w:tblLayout w:type="fixed"/>
         <w:tblCellMar>
+          <w:top w:w="0" w:type="dxa"/>
           <w:left w:w="0" w:type="dxa"/>
+          <w:bottom w:w="0" w:type="dxa"/>
           <w:right w:w="0" w:type="dxa"/>
         </w:tblCellMar>
-        <w:tblLook w:val="0000"/>
+        <w:tblLook w:val="0000" w:firstRow="0" w:lastRow="0" w:firstColumn="0" w:lastColumn="0" w:noHBand="0" w:noVBand="0"/>
       </w:tblPr>
       <w:tblGrid>
         <w:gridCol w:w="4896"/>
-        <w:gridCol w:w="4464"/>
+        <w:gridCol w:w="360"/>
+        <w:gridCol w:w="4104"/>
       </w:tblGrid>
       <w:tr>
         <w:tc>
@@ -56,7 +66,9 @@
           </w:tcPr>
           <w:p>
             <w:pPr>
-              <w:pStyle w:val="CaptionText"/>
+              <w:spacing w:before="0" w:after="0" w:line="276" w:lineRule="exact"/>
+              <w:ind w:left="0" w:firstLine="0"/>
+              <w:jc w:val="left"/>
             </w:pPr>
             <w:r>
               <w:t xml:space="preserve">In</w:t>
@@ -70,7 +82,9 @@
           </w:p>
           <w:p>
             <w:pPr>
-              <w:pStyle w:val="CaptionText"/>
+              <w:spacing w:before="0" w:after="0" w:line="276" w:lineRule="exact"/>
+              <w:ind w:left="0" w:firstLine="0"/>
+              <w:jc w:val="left"/>
             </w:pPr>
             <w:r>
               <w:t xml:space="preserve">CROSBY</w:t>
@@ -96,7 +110,9 @@
           </w:p>
           <w:p>
             <w:pPr>
-              <w:pStyle w:val="CaptionDesignation"/>
+              <w:spacing w:before="0" w:after="0" w:line="276" w:lineRule="exact"/>
+              <w:ind w:left="2304" w:firstLine="0"/>
+              <w:jc w:val="left"/>
             </w:pPr>
             <w:r>
               <w:t xml:space="preserve">Debtors.</w:t>
@@ -104,13 +120,9 @@
           </w:p>
           <w:p>
             <w:pPr>
-              <w:pStyle w:val="CaptionText"/>
-              <w:spacing w:line="120" w:lineRule="exact"/>
-            </w:pPr>
-          </w:p>
-          <w:p>
-            <w:pPr>
-              <w:pStyle w:val="CaptionText"/>
+              <w:spacing w:before="276" w:after="0" w:line="276" w:lineRule="exact"/>
+              <w:ind w:left="0" w:firstLine="0"/>
+              <w:jc w:val="left"/>
             </w:pPr>
             <w:r>
               <w:t xml:space="preserve">CROSBY</w:t>
@@ -202,7 +214,9 @@
           </w:p>
           <w:p>
             <w:pPr>
-              <w:pStyle w:val="CaptionDesignation"/>
+              <w:spacing w:before="0" w:after="0" w:line="276" w:lineRule="exact"/>
+              <w:ind w:left="2304" w:firstLine="0"/>
+              <w:jc w:val="left"/>
             </w:pPr>
             <w:r>
               <w:t xml:space="preserve">PLAINTIFFS</w:t>
@@ -210,13 +224,9 @@
           </w:p>
           <w:p>
             <w:pPr>
-              <w:pStyle w:val="CaptionText"/>
-              <w:spacing w:line="120" w:lineRule="exact"/>
-            </w:pPr>
-          </w:p>
-          <w:p>
-            <w:pPr>
-              <w:pStyle w:val="CaptionText"/>
+              <w:spacing w:before="276" w:after="0" w:line="276" w:lineRule="exact"/>
+              <w:ind w:left="0" w:firstLine="0"/>
+              <w:jc w:val="left"/>
             </w:pPr>
             <w:r>
               <w:t xml:space="preserve">VS.</w:t>
@@ -224,7 +234,9 @@
           </w:p>
           <w:p>
             <w:pPr>
-              <w:pStyle w:val="CaptionText"/>
+              <w:spacing w:before="0" w:after="0" w:line="276" w:lineRule="exact"/>
+              <w:ind w:left="0" w:firstLine="0"/>
+              <w:jc w:val="left"/>
             </w:pPr>
             <w:r>
               <w:t xml:space="preserve">MEGED</w:t>
@@ -245,7 +257,7 @@
               <w:t xml:space="preserve"> </w:t>
             </w:r>
             <w:r>
-              <w:t xml:space="preserve">A/K/A</w:t>
+              <w:t xml:space="preserve">A/​K/​A</w:t>
             </w:r>
             <w:r>
               <w:t xml:space="preserve"> </w:t>
@@ -274,7 +286,9 @@
           </w:p>
           <w:p>
             <w:pPr>
-              <w:pStyle w:val="CaptionText"/>
+              <w:spacing w:before="0" w:after="0" w:line="276" w:lineRule="exact"/>
+              <w:ind w:left="0" w:firstLine="0"/>
+              <w:jc w:val="left"/>
             </w:pPr>
             <w:r>
               <w:t xml:space="preserve">ALLIANCE</w:t>
@@ -300,7 +314,9 @@
           </w:p>
           <w:p>
             <w:pPr>
-              <w:pStyle w:val="CaptionText"/>
+              <w:spacing w:before="0" w:after="0" w:line="276" w:lineRule="exact"/>
+              <w:ind w:left="0" w:firstLine="0"/>
+              <w:jc w:val="left"/>
             </w:pPr>
             <w:r>
               <w:t xml:space="preserve">ARENA</w:t>
@@ -314,7 +330,9 @@
           </w:p>
           <w:p>
             <w:pPr>
-              <w:pStyle w:val="CaptionText"/>
+              <w:spacing w:before="0" w:after="0" w:line="276" w:lineRule="exact"/>
+              <w:ind w:left="0" w:firstLine="0"/>
+              <w:jc w:val="left"/>
             </w:pPr>
             <w:r>
               <w:t xml:space="preserve">CANTRELLE</w:t>
@@ -334,7 +352,9 @@
           </w:p>
           <w:p>
             <w:pPr>
-              <w:pStyle w:val="CaptionText"/>
+              <w:spacing w:before="0" w:after="0" w:line="276" w:lineRule="exact"/>
+              <w:ind w:left="0" w:firstLine="0"/>
+              <w:jc w:val="left"/>
             </w:pPr>
             <w:r>
               <w:t xml:space="preserve">CANTIUM</w:t>
@@ -348,7 +368,9 @@
           </w:p>
           <w:p>
             <w:pPr>
-              <w:pStyle w:val="CaptionText"/>
+              <w:spacing w:before="0" w:after="0" w:line="276" w:lineRule="exact"/>
+              <w:ind w:left="0" w:firstLine="0"/>
+              <w:jc w:val="left"/>
             </w:pPr>
             <w:r>
               <w:t xml:space="preserve">CAJUN</w:t>
@@ -368,7 +390,9 @@
           </w:p>
           <w:p>
             <w:pPr>
-              <w:pStyle w:val="CaptionText"/>
+              <w:spacing w:before="0" w:after="0" w:line="276" w:lineRule="exact"/>
+              <w:ind w:left="0" w:firstLine="0"/>
+              <w:jc w:val="left"/>
             </w:pPr>
             <w:r>
               <w:t xml:space="preserve">CHAMPAGNE</w:t>
@@ -400,7 +424,9 @@
           </w:p>
           <w:p>
             <w:pPr>
-              <w:pStyle w:val="CaptionText"/>
+              <w:spacing w:before="0" w:after="0" w:line="276" w:lineRule="exact"/>
+              <w:ind w:left="0" w:firstLine="0"/>
+              <w:jc w:val="left"/>
             </w:pPr>
             <w:r>
               <w:t xml:space="preserve">CHEVRON</w:t>
@@ -420,7 +446,9 @@
           </w:p>
           <w:p>
             <w:pPr>
-              <w:pStyle w:val="CaptionText"/>
+              <w:spacing w:before="0" w:after="0" w:line="276" w:lineRule="exact"/>
+              <w:ind w:left="0" w:firstLine="0"/>
+              <w:jc w:val="left"/>
             </w:pPr>
             <w:r>
               <w:t xml:space="preserve">CURTIN</w:t>
@@ -434,7 +462,9 @@
           </w:p>
           <w:p>
             <w:pPr>
-              <w:pStyle w:val="CaptionText"/>
+              <w:spacing w:before="0" w:after="0" w:line="276" w:lineRule="exact"/>
+              <w:ind w:left="0" w:firstLine="0"/>
+              <w:jc w:val="left"/>
             </w:pPr>
             <w:r>
               <w:t xml:space="preserve">ECOSERV,</w:t>
@@ -448,7 +478,9 @@
           </w:p>
           <w:p>
             <w:pPr>
-              <w:pStyle w:val="CaptionText"/>
+              <w:spacing w:before="0" w:after="0" w:line="276" w:lineRule="exact"/>
+              <w:ind w:left="0" w:firstLine="0"/>
+              <w:jc w:val="left"/>
             </w:pPr>
             <w:r>
               <w:t xml:space="preserve">ECOSERV</w:t>
@@ -474,7 +506,9 @@
           </w:p>
           <w:p>
             <w:pPr>
-              <w:pStyle w:val="CaptionText"/>
+              <w:spacing w:before="0" w:after="0" w:line="276" w:lineRule="exact"/>
+              <w:ind w:left="0" w:firstLine="0"/>
+              <w:jc w:val="left"/>
             </w:pPr>
             <w:r>
               <w:t xml:space="preserve">GAC</w:t>
@@ -494,7 +528,9 @@
           </w:p>
           <w:p>
             <w:pPr>
-              <w:pStyle w:val="CaptionText"/>
+              <w:spacing w:before="0" w:after="0" w:line="276" w:lineRule="exact"/>
+              <w:ind w:left="0" w:firstLine="0"/>
+              <w:jc w:val="left"/>
             </w:pPr>
             <w:r>
               <w:t xml:space="preserve">INGRAM</w:t>
@@ -514,7 +550,9 @@
           </w:p>
           <w:p>
             <w:pPr>
-              <w:pStyle w:val="CaptionText"/>
+              <w:spacing w:before="0" w:after="0" w:line="276" w:lineRule="exact"/>
+              <w:ind w:left="0" w:firstLine="0"/>
+              <w:jc w:val="left"/>
             </w:pPr>
             <w:r>
               <w:t xml:space="preserve">JOHN</w:t>
@@ -552,7 +590,9 @@
           </w:p>
           <w:p>
             <w:pPr>
-              <w:pStyle w:val="CaptionText"/>
+              <w:spacing w:before="0" w:after="0" w:line="276" w:lineRule="exact"/>
+              <w:ind w:left="0" w:firstLine="0"/>
+              <w:jc w:val="left"/>
             </w:pPr>
             <w:r>
               <w:t xml:space="preserve">KENOSIS</w:t>
@@ -572,7 +612,9 @@
           </w:p>
           <w:p>
             <w:pPr>
-              <w:pStyle w:val="CaptionText"/>
+              <w:spacing w:before="0" w:after="0" w:line="276" w:lineRule="exact"/>
+              <w:ind w:left="0" w:firstLine="0"/>
+              <w:jc w:val="left"/>
             </w:pPr>
             <w:r>
               <w:t xml:space="preserve">KEVIN</w:t>
@@ -592,7 +634,9 @@
           </w:p>
           <w:p>
             <w:pPr>
-              <w:pStyle w:val="CaptionText"/>
+              <w:spacing w:before="0" w:after="0" w:line="276" w:lineRule="exact"/>
+              <w:ind w:left="0" w:firstLine="0"/>
+              <w:jc w:val="left"/>
             </w:pPr>
             <w:r>
               <w:t xml:space="preserve">LOOP</w:t>
@@ -606,7 +650,9 @@
           </w:p>
           <w:p>
             <w:pPr>
-              <w:pStyle w:val="CaptionText"/>
+              <w:spacing w:before="0" w:after="0" w:line="276" w:lineRule="exact"/>
+              <w:ind w:left="0" w:firstLine="0"/>
+              <w:jc w:val="left"/>
             </w:pPr>
             <w:r>
               <w:t xml:space="preserve">LUHR</w:t>
@@ -626,7 +672,9 @@
           </w:p>
           <w:p>
             <w:pPr>
-              <w:pStyle w:val="CaptionText"/>
+              <w:spacing w:before="0" w:after="0" w:line="276" w:lineRule="exact"/>
+              <w:ind w:left="0" w:firstLine="0"/>
+              <w:jc w:val="left"/>
             </w:pPr>
             <w:r>
               <w:t xml:space="preserve">MODERN</w:t>
@@ -646,7 +694,9 @@
           </w:p>
           <w:p>
             <w:pPr>
-              <w:pStyle w:val="CaptionText"/>
+              <w:spacing w:before="0" w:after="0" w:line="276" w:lineRule="exact"/>
+              <w:ind w:left="0" w:firstLine="0"/>
+              <w:jc w:val="left"/>
             </w:pPr>
             <w:r>
               <w:t xml:space="preserve">MARSHLAND</w:t>
@@ -666,7 +716,9 @@
           </w:p>
           <w:p>
             <w:pPr>
-              <w:pStyle w:val="CaptionText"/>
+              <w:spacing w:before="0" w:after="0" w:line="276" w:lineRule="exact"/>
+              <w:ind w:left="0" w:firstLine="0"/>
+              <w:jc w:val="left"/>
             </w:pPr>
             <w:r>
               <w:t xml:space="preserve">MCDONOUGH</w:t>
@@ -686,7 +738,9 @@
           </w:p>
           <w:p>
             <w:pPr>
-              <w:pStyle w:val="CaptionText"/>
+              <w:spacing w:before="0" w:after="0" w:line="276" w:lineRule="exact"/>
+              <w:ind w:left="0" w:firstLine="0"/>
+              <w:jc w:val="left"/>
             </w:pPr>
             <w:r>
               <w:t xml:space="preserve">MORRISON</w:t>
@@ -706,7 +760,9 @@
           </w:p>
           <w:p>
             <w:pPr>
-              <w:pStyle w:val="CaptionText"/>
+              <w:spacing w:before="0" w:after="0" w:line="276" w:lineRule="exact"/>
+              <w:ind w:left="0" w:firstLine="0"/>
+              <w:jc w:val="left"/>
             </w:pPr>
             <w:r>
               <w:t xml:space="preserve">PATRIOT</w:t>
@@ -726,7 +782,9 @@
           </w:p>
           <w:p>
             <w:pPr>
-              <w:pStyle w:val="CaptionText"/>
+              <w:spacing w:before="0" w:after="0" w:line="276" w:lineRule="exact"/>
+              <w:ind w:left="0" w:firstLine="0"/>
+              <w:jc w:val="left"/>
             </w:pPr>
             <w:r>
               <w:t xml:space="preserve">PORT</w:t>
@@ -770,7 +828,9 @@
           </w:p>
           <w:p>
             <w:pPr>
-              <w:pStyle w:val="CaptionText"/>
+              <w:spacing w:before="0" w:after="0" w:line="276" w:lineRule="exact"/>
+              <w:ind w:left="0" w:firstLine="0"/>
+              <w:jc w:val="left"/>
             </w:pPr>
             <w:r>
               <w:t xml:space="preserve">ROSE</w:t>
@@ -796,7 +856,9 @@
           </w:p>
           <w:p>
             <w:pPr>
-              <w:pStyle w:val="CaptionText"/>
+              <w:spacing w:before="0" w:after="0" w:line="276" w:lineRule="exact"/>
+              <w:ind w:left="0" w:firstLine="0"/>
+              <w:jc w:val="left"/>
             </w:pPr>
             <w:r>
               <w:t xml:space="preserve">SABINE</w:t>
@@ -822,7 +884,9 @@
           </w:p>
           <w:p>
             <w:pPr>
-              <w:pStyle w:val="CaptionText"/>
+              <w:spacing w:before="0" w:after="0" w:line="276" w:lineRule="exact"/>
+              <w:ind w:left="0" w:firstLine="0"/>
+              <w:jc w:val="left"/>
             </w:pPr>
             <w:r>
               <w:t xml:space="preserve">SPACE</w:t>
@@ -842,7 +906,9 @@
           </w:p>
           <w:p>
             <w:pPr>
-              <w:pStyle w:val="CaptionText"/>
+              <w:spacing w:before="0" w:after="0" w:line="276" w:lineRule="exact"/>
+              <w:ind w:left="0" w:firstLine="0"/>
+              <w:jc w:val="left"/>
             </w:pPr>
             <w:r>
               <w:t xml:space="preserve">TALA</w:t>
@@ -862,7 +928,9 @@
           </w:p>
           <w:p>
             <w:pPr>
-              <w:pStyle w:val="CaptionText"/>
+              <w:spacing w:before="0" w:after="0" w:line="276" w:lineRule="exact"/>
+              <w:ind w:left="0" w:firstLine="0"/>
+              <w:jc w:val="left"/>
             </w:pPr>
             <w:r>
               <w:t xml:space="preserve">THOM-SEA</w:t>
@@ -882,7 +950,9 @@
           </w:p>
           <w:p>
             <w:pPr>
-              <w:pStyle w:val="CaptionText"/>
+              <w:spacing w:before="0" w:after="0" w:line="276" w:lineRule="exact"/>
+              <w:ind w:left="0" w:firstLine="0"/>
+              <w:jc w:val="left"/>
             </w:pPr>
             <w:r>
               <w:t xml:space="preserve">TK</w:t>
@@ -902,7 +972,9 @@
           </w:p>
           <w:p>
             <w:pPr>
-              <w:pStyle w:val="CaptionText"/>
+              <w:spacing w:before="0" w:after="0" w:line="276" w:lineRule="exact"/>
+              <w:ind w:left="0" w:firstLine="0"/>
+              <w:jc w:val="left"/>
             </w:pPr>
             <w:r>
               <w:t xml:space="preserve">TPC</w:t>
@@ -922,7 +994,9 @@
           </w:p>
           <w:p>
             <w:pPr>
-              <w:pStyle w:val="CaptionText"/>
+              <w:spacing w:before="0" w:after="0" w:line="276" w:lineRule="exact"/>
+              <w:ind w:left="0" w:firstLine="0"/>
+              <w:jc w:val="left"/>
             </w:pPr>
             <w:r>
               <w:t xml:space="preserve">TRITON</w:t>
@@ -948,7 +1022,9 @@
           </w:p>
           <w:p>
             <w:pPr>
-              <w:pStyle w:val="CaptionText"/>
+              <w:spacing w:before="0" w:after="0" w:line="276" w:lineRule="exact"/>
+              <w:ind w:left="0" w:firstLine="0"/>
+              <w:jc w:val="left"/>
             </w:pPr>
             <w:r>
               <w:t xml:space="preserve">T&amp;T</w:t>
@@ -974,7 +1050,9 @@
           </w:p>
           <w:p>
             <w:pPr>
-              <w:pStyle w:val="CaptionText"/>
+              <w:spacing w:before="0" w:after="0" w:line="276" w:lineRule="exact"/>
+              <w:ind w:left="0" w:firstLine="0"/>
+              <w:jc w:val="left"/>
             </w:pPr>
             <w:r>
               <w:t xml:space="preserve">VENTURE</w:t>
@@ -1006,7 +1084,9 @@
           </w:p>
           <w:p>
             <w:pPr>
-              <w:pStyle w:val="CaptionText"/>
+              <w:spacing w:before="0" w:after="0" w:line="276" w:lineRule="exact"/>
+              <w:ind w:left="0" w:firstLine="0"/>
+              <w:jc w:val="left"/>
             </w:pPr>
             <w:r>
               <w:t xml:space="preserve">WALTER</w:t>
@@ -1032,7 +1112,9 @@
           </w:p>
           <w:p>
             <w:pPr>
-              <w:pStyle w:val="CaptionText"/>
+              <w:spacing w:before="0" w:after="0" w:line="276" w:lineRule="exact"/>
+              <w:ind w:left="0" w:firstLine="0"/>
+              <w:jc w:val="left"/>
             </w:pPr>
             <w:r>
               <w:t xml:space="preserve">WHITE</w:t>
@@ -1052,7 +1134,9 @@
           </w:p>
           <w:p>
             <w:pPr>
-              <w:pStyle w:val="CaptionText"/>
+              <w:spacing w:before="0" w:after="0" w:line="276" w:lineRule="exact"/>
+              <w:ind w:left="0" w:firstLine="0"/>
+              <w:jc w:val="left"/>
             </w:pPr>
             <w:r>
               <w:t xml:space="preserve">HEEREMA</w:t>
@@ -1084,7 +1168,9 @@
           </w:p>
           <w:p>
             <w:pPr>
-              <w:pStyle w:val="CaptionText"/>
+              <w:spacing w:before="0" w:after="0" w:line="276" w:lineRule="exact"/>
+              <w:ind w:left="0" w:firstLine="0"/>
+              <w:jc w:val="left"/>
             </w:pPr>
             <w:r>
               <w:t xml:space="preserve">AQUA</w:t>
@@ -1104,7 +1190,9 @@
           </w:p>
           <w:p>
             <w:pPr>
-              <w:pStyle w:val="CaptionText"/>
+              <w:spacing w:before="0" w:after="0" w:line="276" w:lineRule="exact"/>
+              <w:ind w:left="0" w:firstLine="0"/>
+              <w:jc w:val="left"/>
             </w:pPr>
             <w:r>
               <w:t xml:space="preserve">BREEZE</w:t>
@@ -1118,7 +1206,9 @@
           </w:p>
           <w:p>
             <w:pPr>
-              <w:pStyle w:val="CaptionText"/>
+              <w:spacing w:before="0" w:after="0" w:line="276" w:lineRule="exact"/>
+              <w:ind w:left="0" w:firstLine="0"/>
+              <w:jc w:val="left"/>
             </w:pPr>
             <w:r>
               <w:t xml:space="preserve">CELTIC</w:t>
@@ -1132,7 +1222,9 @@
           </w:p>
           <w:p>
             <w:pPr>
-              <w:pStyle w:val="CaptionText"/>
+              <w:spacing w:before="0" w:after="0" w:line="276" w:lineRule="exact"/>
+              <w:ind w:left="0" w:firstLine="0"/>
+              <w:jc w:val="left"/>
             </w:pPr>
             <w:r>
               <w:t xml:space="preserve">EN</w:t>
@@ -1152,7 +1244,9 @@
           </w:p>
           <w:p>
             <w:pPr>
-              <w:pStyle w:val="CaptionText"/>
+              <w:spacing w:before="0" w:after="0" w:line="276" w:lineRule="exact"/>
+              <w:ind w:left="0" w:firstLine="0"/>
+              <w:jc w:val="left"/>
             </w:pPr>
             <w:r>
               <w:t xml:space="preserve">ALO</w:t>
@@ -1166,7 +1260,9 @@
           </w:p>
           <w:p>
             <w:pPr>
-              <w:pStyle w:val="CaptionText"/>
+              <w:spacing w:before="0" w:after="0" w:line="276" w:lineRule="exact"/>
+              <w:ind w:left="0" w:firstLine="0"/>
+              <w:jc w:val="left"/>
             </w:pPr>
             <w:r>
               <w:t xml:space="preserve">CEDAR</w:t>
@@ -1186,7 +1282,9 @@
           </w:p>
           <w:p>
             <w:pPr>
-              <w:pStyle w:val="CaptionText"/>
+              <w:spacing w:before="0" w:after="0" w:line="276" w:lineRule="exact"/>
+              <w:ind w:left="0" w:firstLine="0"/>
+              <w:jc w:val="left"/>
             </w:pPr>
             <w:r>
               <w:t xml:space="preserve">CLEARFUND</w:t>
@@ -1206,7 +1304,9 @@
           </w:p>
           <w:p>
             <w:pPr>
-              <w:pStyle w:val="CaptionText"/>
+              <w:spacing w:before="0" w:after="0" w:line="276" w:lineRule="exact"/>
+              <w:ind w:left="0" w:firstLine="0"/>
+              <w:jc w:val="left"/>
             </w:pPr>
             <w:r>
               <w:t xml:space="preserve">COLDWATER</w:t>
@@ -1226,7 +1326,9 @@
           </w:p>
           <w:p>
             <w:pPr>
-              <w:pStyle w:val="CaptionText"/>
+              <w:spacing w:before="0" w:after="0" w:line="276" w:lineRule="exact"/>
+              <w:ind w:left="0" w:firstLine="0"/>
+              <w:jc w:val="left"/>
             </w:pPr>
             <w:r>
               <w:t xml:space="preserve">COOPER</w:t>
@@ -1246,7 +1348,9 @@
           </w:p>
           <w:p>
             <w:pPr>
-              <w:pStyle w:val="CaptionText"/>
+              <w:spacing w:before="0" w:after="0" w:line="276" w:lineRule="exact"/>
+              <w:ind w:left="0" w:firstLine="0"/>
+              <w:jc w:val="left"/>
             </w:pPr>
             <w:r>
               <w:t xml:space="preserve">DEPENDENCE</w:t>
@@ -1260,7 +1364,9 @@
           </w:p>
           <w:p>
             <w:pPr>
-              <w:pStyle w:val="CaptionText"/>
+              <w:spacing w:before="0" w:after="0" w:line="276" w:lineRule="exact"/>
+              <w:ind w:left="0" w:firstLine="0"/>
+              <w:jc w:val="left"/>
             </w:pPr>
             <w:r>
               <w:t xml:space="preserve">FOREVER</w:t>
@@ -1280,7 +1386,9 @@
           </w:p>
           <w:p>
             <w:pPr>
-              <w:pStyle w:val="CaptionText"/>
+              <w:spacing w:before="0" w:after="0" w:line="276" w:lineRule="exact"/>
+              <w:ind w:left="0" w:firstLine="0"/>
+              <w:jc w:val="left"/>
             </w:pPr>
             <w:r>
               <w:t xml:space="preserve">FREEDOM</w:t>
@@ -1300,7 +1408,9 @@
           </w:p>
           <w:p>
             <w:pPr>
-              <w:pStyle w:val="CaptionText"/>
+              <w:spacing w:before="0" w:after="0" w:line="276" w:lineRule="exact"/>
+              <w:ind w:left="0" w:firstLine="0"/>
+              <w:jc w:val="left"/>
             </w:pPr>
             <w:r>
               <w:t xml:space="preserve">GALT</w:t>
@@ -1320,7 +1430,9 @@
           </w:p>
           <w:p>
             <w:pPr>
-              <w:pStyle w:val="CaptionText"/>
+              <w:spacing w:before="0" w:after="0" w:line="276" w:lineRule="exact"/>
+              <w:ind w:left="0" w:firstLine="0"/>
+              <w:jc w:val="left"/>
             </w:pPr>
             <w:r>
               <w:t xml:space="preserve">INSIGHT</w:t>
@@ -1340,7 +1452,9 @@
           </w:p>
           <w:p>
             <w:pPr>
-              <w:pStyle w:val="CaptionText"/>
+              <w:spacing w:before="0" w:after="0" w:line="276" w:lineRule="exact"/>
+              <w:ind w:left="0" w:firstLine="0"/>
+              <w:jc w:val="left"/>
             </w:pPr>
             <w:r>
               <w:t xml:space="preserve">LIBERTAS</w:t>
@@ -1360,7 +1474,9 @@
           </w:p>
           <w:p>
             <w:pPr>
-              <w:pStyle w:val="CaptionText"/>
+              <w:spacing w:before="0" w:after="0" w:line="276" w:lineRule="exact"/>
+              <w:ind w:left="0" w:firstLine="0"/>
+              <w:jc w:val="left"/>
             </w:pPr>
             <w:r>
               <w:t xml:space="preserve">MOBY</w:t>
@@ -1381,7 +1497,7 @@
               <w:t xml:space="preserve"> </w:t>
             </w:r>
             <w:r>
-              <w:t xml:space="preserve">D/B/A</w:t>
+              <w:t xml:space="preserve">D/​B/​A</w:t>
             </w:r>
             <w:r>
               <w:t xml:space="preserve"> </w:t>
@@ -1392,7 +1508,9 @@
           </w:p>
           <w:p>
             <w:pPr>
-              <w:pStyle w:val="CaptionText"/>
+              <w:spacing w:before="0" w:after="0" w:line="276" w:lineRule="exact"/>
+              <w:ind w:left="0" w:firstLine="0"/>
+              <w:jc w:val="left"/>
             </w:pPr>
             <w:r>
               <w:t xml:space="preserve">MYNT</w:t>
@@ -1413,7 +1531,7 @@
               <w:t xml:space="preserve"> </w:t>
             </w:r>
             <w:r>
-              <w:t xml:space="preserve">A/K/A</w:t>
+              <w:t xml:space="preserve">A/​K/​A</w:t>
             </w:r>
             <w:r>
               <w:t xml:space="preserve"> </w:t>
@@ -1430,7 +1548,9 @@
           </w:p>
           <w:p>
             <w:pPr>
-              <w:pStyle w:val="CaptionText"/>
+              <w:spacing w:before="0" w:after="0" w:line="276" w:lineRule="exact"/>
+              <w:ind w:left="0" w:firstLine="0"/>
+              <w:jc w:val="left"/>
             </w:pPr>
             <w:r>
               <w:t xml:space="preserve">NOVAC</w:t>
@@ -1450,7 +1570,9 @@
           </w:p>
           <w:p>
             <w:pPr>
-              <w:pStyle w:val="CaptionText"/>
+              <w:spacing w:before="0" w:after="0" w:line="276" w:lineRule="exact"/>
+              <w:ind w:left="0" w:firstLine="0"/>
+              <w:jc w:val="left"/>
             </w:pPr>
             <w:r>
               <w:t xml:space="preserve">ODK</w:t>
@@ -1471,7 +1593,7 @@
               <w:t xml:space="preserve"> </w:t>
             </w:r>
             <w:r>
-              <w:t xml:space="preserve">D/B/A</w:t>
+              <w:t xml:space="preserve">D/​B/​A</w:t>
             </w:r>
             <w:r>
               <w:t xml:space="preserve"> </w:t>
@@ -1488,7 +1610,9 @@
           </w:p>
           <w:p>
             <w:pPr>
-              <w:pStyle w:val="CaptionText"/>
+              <w:spacing w:before="0" w:after="0" w:line="276" w:lineRule="exact"/>
+              <w:ind w:left="0" w:firstLine="0"/>
+              <w:jc w:val="left"/>
             </w:pPr>
             <w:r>
               <w:t xml:space="preserve">ORACAP</w:t>
@@ -1502,7 +1626,9 @@
           </w:p>
           <w:p>
             <w:pPr>
-              <w:pStyle w:val="CaptionText"/>
+              <w:spacing w:before="0" w:after="0" w:line="276" w:lineRule="exact"/>
+              <w:ind w:left="0" w:firstLine="0"/>
+              <w:jc w:val="left"/>
             </w:pPr>
             <w:r>
               <w:t xml:space="preserve">OVERTIME</w:t>
@@ -1516,7 +1642,9 @@
           </w:p>
           <w:p>
             <w:pPr>
-              <w:pStyle w:val="CaptionText"/>
+              <w:spacing w:before="0" w:after="0" w:line="276" w:lineRule="exact"/>
+              <w:ind w:left="0" w:firstLine="0"/>
+              <w:jc w:val="left"/>
             </w:pPr>
             <w:r>
               <w:t xml:space="preserve">PARKVIEW</w:t>
@@ -1536,7 +1664,9 @@
           </w:p>
           <w:p>
             <w:pPr>
-              <w:pStyle w:val="CaptionText"/>
+              <w:spacing w:before="0" w:after="0" w:line="276" w:lineRule="exact"/>
+              <w:ind w:left="0" w:firstLine="0"/>
+              <w:jc w:val="left"/>
             </w:pPr>
             <w:r>
               <w:t xml:space="preserve">PINNACLE</w:t>
@@ -1562,7 +1692,9 @@
           </w:p>
           <w:p>
             <w:pPr>
-              <w:pStyle w:val="CaptionText"/>
+              <w:spacing w:before="0" w:after="0" w:line="276" w:lineRule="exact"/>
+              <w:ind w:left="0" w:firstLine="0"/>
+              <w:jc w:val="left"/>
             </w:pPr>
             <w:r>
               <w:t xml:space="preserve">RELIANCE</w:t>
@@ -1588,7 +1720,9 @@
           </w:p>
           <w:p>
             <w:pPr>
-              <w:pStyle w:val="CaptionText"/>
+              <w:spacing w:before="0" w:after="0" w:line="276" w:lineRule="exact"/>
+              <w:ind w:left="0" w:firstLine="0"/>
+              <w:jc w:val="left"/>
             </w:pPr>
             <w:r>
               <w:t xml:space="preserve">ROCKET</w:t>
@@ -1614,7 +1748,9 @@
           </w:p>
           <w:p>
             <w:pPr>
-              <w:pStyle w:val="CaptionText"/>
+              <w:spacing w:before="0" w:after="0" w:line="276" w:lineRule="exact"/>
+              <w:ind w:left="0" w:firstLine="0"/>
+              <w:jc w:val="left"/>
             </w:pPr>
             <w:r>
               <w:t xml:space="preserve">SQ</w:t>
@@ -1628,7 +1764,9 @@
           </w:p>
           <w:p>
             <w:pPr>
-              <w:pStyle w:val="CaptionText"/>
+              <w:spacing w:before="0" w:after="0" w:line="276" w:lineRule="exact"/>
+              <w:ind w:left="0" w:firstLine="0"/>
+              <w:jc w:val="left"/>
             </w:pPr>
             <w:r>
               <w:t xml:space="preserve">SURGE</w:t>
@@ -1648,7 +1786,9 @@
           </w:p>
           <w:p>
             <w:pPr>
-              <w:pStyle w:val="CaptionText"/>
+              <w:spacing w:before="0" w:after="0" w:line="276" w:lineRule="exact"/>
+              <w:ind w:left="0" w:firstLine="0"/>
+              <w:jc w:val="left"/>
             </w:pPr>
             <w:r>
               <w:t xml:space="preserve">TRUE</w:t>
@@ -1674,7 +1814,9 @@
           </w:p>
           <w:p>
             <w:pPr>
-              <w:pStyle w:val="CaptionText"/>
+              <w:spacing w:before="0" w:after="0" w:line="276" w:lineRule="exact"/>
+              <w:ind w:left="0" w:firstLine="0"/>
+              <w:jc w:val="left"/>
             </w:pPr>
             <w:r>
               <w:t xml:space="preserve">WEB</w:t>
@@ -1689,7 +1831,7 @@
               <w:t xml:space="preserve"> </w:t>
             </w:r>
             <w:r>
-              <w:t xml:space="preserve">C/O</w:t>
+              <w:t xml:space="preserve">C/​O</w:t>
             </w:r>
             <w:r>
               <w:t xml:space="preserve"> </w:t>
@@ -1712,7 +1854,9 @@
           </w:p>
           <w:p>
             <w:pPr>
-              <w:pStyle w:val="CaptionText"/>
+              <w:spacing w:before="0" w:after="0" w:line="276" w:lineRule="exact"/>
+              <w:ind w:left="0" w:firstLine="0"/>
+              <w:jc w:val="left"/>
             </w:pPr>
             <w:r>
               <w:t xml:space="preserve">WYNWOOD</w:t>
@@ -1738,7 +1882,9 @@
           </w:p>
           <w:p>
             <w:pPr>
-              <w:pStyle w:val="CaptionDesignation"/>
+              <w:spacing w:before="0" w:after="0" w:line="276" w:lineRule="exact"/>
+              <w:ind w:left="2304" w:firstLine="0"/>
+              <w:jc w:val="left"/>
             </w:pPr>
             <w:r>
               <w:t xml:space="preserve">DEFENDANTS</w:t>
@@ -1747,11 +1893,28 @@
         </w:tc>
         <w:tc>
           <w:tcPr>
-            <w:tcW w:w="4464" w:type="dxa"/>
+            <w:tcW w:w="360" w:type="dxa"/>
           </w:tcPr>
           <w:p>
             <w:pPr>
-              <w:pStyle w:val="CaptionCase"/>
+              <w:spacing w:before="0" w:after="0" w:line="276" w:lineRule="exact"/>
+              <w:ind w:left="0" w:firstLine="0"/>
+              <w:jc w:val="left"/>
+            </w:pPr>
+          </w:p>
+        </w:tc>
+        <w:tc>
+          <w:tcPr>
+            <w:tcW w:w="4104" w:type="dxa"/>
+            <w:tcMar>
+              <w:left w:w="144" w:type="dxa"/>
+            </w:tcMar>
+          </w:tcPr>
+          <w:p>
+            <w:pPr>
+              <w:spacing w:before="0" w:after="0" w:line="276" w:lineRule="exact"/>
+              <w:ind w:left="0" w:firstLine="0"/>
+              <w:jc w:val="left"/>
             </w:pPr>
             <w:r>
               <w:t xml:space="preserve">Case</w:t>
@@ -1760,12 +1923,22 @@
               <w:t xml:space="preserve"> </w:t>
             </w:r>
             <w:r>
-              <w:t xml:space="preserve">No. 26-10678</w:t>
-            </w:r>
-          </w:p>
-          <w:p>
-            <w:pPr>
-              <w:pStyle w:val="CaptionCase"/>
+              <w:t xml:space="preserve">No.</w:t>
+            </w:r>
+            <w:r>
+              <w:t xml:space="preserve"> </w:t>
+            </w:r>
+            <w:r>
+              <w:t xml:space="preserve">26</w:t>
+              <w:noBreakHyphen/>
+              <w:t xml:space="preserve">10678</w:t>
+            </w:r>
+          </w:p>
+          <w:p>
+            <w:pPr>
+              <w:spacing w:before="0" w:after="0" w:line="276" w:lineRule="exact"/>
+              <w:ind w:left="0" w:firstLine="0"/>
+              <w:jc w:val="left"/>
             </w:pPr>
             <w:r>
               <w:t xml:space="preserve">Chapter</w:t>
@@ -1779,7 +1952,9 @@
           </w:p>
           <w:p>
             <w:pPr>
-              <w:pStyle w:val="CaptionCase"/>
+              <w:spacing w:before="0" w:after="0" w:line="276" w:lineRule="exact"/>
+              <w:ind w:left="0" w:firstLine="0"/>
+              <w:jc w:val="left"/>
             </w:pPr>
             <w:r>
               <w:t xml:space="preserve">Complex</w:t>
@@ -1793,7 +1968,9 @@
           </w:p>
           <w:p>
             <w:pPr>
-              <w:pStyle w:val="CaptionCase"/>
+              <w:spacing w:before="0" w:after="0" w:line="276" w:lineRule="exact"/>
+              <w:ind w:left="0" w:firstLine="0"/>
+              <w:jc w:val="left"/>
             </w:pPr>
             <w:r>
               <w:t xml:space="preserve">Section</w:t>
@@ -1807,7 +1984,9 @@
           </w:p>
           <w:p>
             <w:pPr>
-              <w:pStyle w:val="CaptionCase"/>
+              <w:spacing w:before="0" w:after="0" w:line="276" w:lineRule="exact"/>
+              <w:ind w:left="0" w:firstLine="0"/>
+              <w:jc w:val="left"/>
             </w:pPr>
             <w:r>
               <w:t xml:space="preserve">Adv.</w:t>
@@ -1822,7 +2001,15 @@
               <w:t xml:space="preserve"> </w:t>
             </w:r>
             <w:r>
-              <w:t xml:space="preserve">No. 26-1018</w:t>
+              <w:t xml:space="preserve">No.</w:t>
+            </w:r>
+            <w:r>
+              <w:t xml:space="preserve"> </w:t>
+            </w:r>
+            <w:r>
+              <w:t xml:space="preserve">26</w:t>
+              <w:noBreakHyphen/>
+              <w:t xml:space="preserve">1018</w:t>
             </w:r>
           </w:p>
         </w:tc>
@@ -1830,67 +2017,130 @@
     </w:tbl>
     <w:p>
       <w:pPr>
-        <w:pStyle w:val="PleadingTitle"/>
-      </w:pPr>
-      <w:r>
+        <w:keepNext/>
+        <w:keepLines/>
+        <w:spacing w:before="240" w:after="240" w:line="276" w:lineRule="exact"/>
+        <w:ind w:left="0" w:firstLine="0"/>
+        <w:jc w:val="center"/>
+      </w:pPr>
+      <w:r>
+        <w:rPr>
+          <w:b/>
+          <w:bCs/>
+        </w:rPr>
         <w:t xml:space="preserve">MEMORANDUM</w:t>
       </w:r>
       <w:r>
-        <w:t xml:space="preserve"> </w:t>
-      </w:r>
-      <w:r>
+        <w:rPr>
+          <w:b/>
+          <w:bCs/>
+        </w:rPr>
+        <w:t xml:space="preserve"> </w:t>
+      </w:r>
+      <w:r>
+        <w:rPr>
+          <w:b/>
+          <w:bCs/>
+        </w:rPr>
         <w:t xml:space="preserve">IN</w:t>
       </w:r>
       <w:r>
-        <w:t xml:space="preserve"> </w:t>
-      </w:r>
-      <w:r>
+        <w:rPr>
+          <w:b/>
+          <w:bCs/>
+        </w:rPr>
+        <w:t xml:space="preserve"> </w:t>
+      </w:r>
+      <w:r>
+        <w:rPr>
+          <w:b/>
+          <w:bCs/>
+        </w:rPr>
         <w:t xml:space="preserve">SUPPORT</w:t>
       </w:r>
       <w:r>
-        <w:t xml:space="preserve"> </w:t>
-      </w:r>
-      <w:r>
+        <w:rPr>
+          <w:b/>
+          <w:bCs/>
+        </w:rPr>
+        <w:t xml:space="preserve"> </w:t>
+      </w:r>
+      <w:r>
+        <w:rPr>
+          <w:b/>
+          <w:bCs/>
+        </w:rPr>
         <w:t xml:space="preserve">OF</w:t>
       </w:r>
       <w:r>
-        <w:t xml:space="preserve"> </w:t>
-      </w:r>
-      <w:r>
+        <w:rPr>
+          <w:b/>
+          <w:bCs/>
+        </w:rPr>
+        <w:t xml:space="preserve"> </w:t>
+      </w:r>
+      <w:r>
+        <w:rPr>
+          <w:b/>
+          <w:bCs/>
+        </w:rPr>
         <w:t xml:space="preserve">MOTION</w:t>
       </w:r>
       <w:r>
-        <w:t xml:space="preserve"> </w:t>
-      </w:r>
-      <w:r>
+        <w:rPr>
+          <w:b/>
+          <w:bCs/>
+        </w:rPr>
+        <w:t xml:space="preserve"> </w:t>
+      </w:r>
+      <w:r>
+        <w:rPr>
+          <w:b/>
+          <w:bCs/>
+        </w:rPr>
         <w:t xml:space="preserve">FOR</w:t>
       </w:r>
       <w:r>
-        <w:t xml:space="preserve"> </w:t>
-      </w:r>
-      <w:r>
+        <w:rPr>
+          <w:b/>
+          <w:bCs/>
+        </w:rPr>
+        <w:t xml:space="preserve"> </w:t>
+      </w:r>
+      <w:r>
+        <w:rPr>
+          <w:b/>
+          <w:bCs/>
+        </w:rPr>
         <w:t xml:space="preserve">SUMMARY</w:t>
       </w:r>
       <w:r>
-        <w:t xml:space="preserve"> </w:t>
-      </w:r>
-      <w:r>
+        <w:rPr>
+          <w:b/>
+          <w:bCs/>
+        </w:rPr>
+        <w:t xml:space="preserve"> </w:t>
+      </w:r>
+      <w:r>
+        <w:rPr>
+          <w:b/>
+          <w:bCs/>
+        </w:rPr>
         <w:t xml:space="preserve">JUDGMENT</w:t>
       </w:r>
     </w:p>
     <w:p>
       <w:pPr>
-        <w:pStyle w:val="FirstParagraph"/>
-      </w:pPr>
-      <w:r>
-        <w:t xml:space="preserve">Defendants Meged Funding Group Corp. (“Meged”), Dependance Platinum FL, LLC (“Dependance”), and Reliance Financial FL, LLC (“Reliance”) (collectively, “Defendants”) respectfully submit this memorandum in support of their Motion for Summary Judgment. For the reasons explained below, the Court should enter summary judgment dismissing the Plaintiffs’ Adversary Complaint (Dkt. 1) and the claims against Defendants with prejudice, at Plaintiffs’ sole cost.</w:t>
+        <w:pStyle w:val="BodyText"/>
+      </w:pPr>
+      <w:r>
+        <w:t xml:space="preserve">Defendants Meged Funding Group Corp. (“Meged”), Dependance Platinum FL, LLC (“Dependance”), and Reliance Financial FL, LLC (“Reliance”) (collectively, “Defendants”) respectfully submit this memorandum in support of their Motion for Summary Judgment. For the reasons explained below, the Court should enter summary judgment dismissing the Plaintiffs’ Adversary Complaint (Dkt. 1) and the claims against Defendants with prejudice, at Plaintiffs’ sole cost.</w:t>
       </w:r>
     </w:p>
     <w:p>
       <w:pPr>
         <w:pStyle w:val="Heading1"/>
       </w:pPr>
-      <w:bookmarkStart w:id="9" w:name="_25b69cfc35263fdf9be6c05bb21cec7d0870b0f"/>
       <w:r>
         <w:t xml:space="preserve">I.</w:t>
       </w:r>
@@ -1900,11 +2150,10 @@
       <w:r>
         <w:t xml:space="preserve">FACTUAL AND PROCEDURAL BACKGROUND</w:t>
       </w:r>
-      <w:bookmarkEnd w:id="9"/>
-    </w:p>
-    <w:p>
-      <w:pPr>
-        <w:pStyle w:val="FirstParagraph"/>
+    </w:p>
+    <w:p>
+      <w:pPr>
+        <w:pStyle w:val="BodyTextNote"/>
       </w:pPr>
       <w:r>
         <w:t xml:space="preserve">Defendants are in the business of purchasing accounts receivable from businesses. Between April and December of 2025, each of the Defendants engaged in separate transactions with Plaintiffs whereby they purchased certain accounts receivable from them.</w:t>
@@ -1913,7 +2162,7 @@
         <w:rPr>
           <w:rStyle w:val="FootnoteReference"/>
         </w:rPr>
-        <w:footnoteReference w:id="10"/>
+        <w:footnoteReference w:id="9"/>
       </w:r>
       <w:r>
         <w:t xml:space="preserve"> </w:t>
@@ -1927,14 +2176,13 @@
         <w:pStyle w:val="BodyText"/>
       </w:pPr>
       <w:r>
-        <w:t xml:space="preserve">Plaintiffs filed chapter 11 bankruptcy in March 2026. In this Adversary Proceeding, Plaintiffs/Debtors seek to recharacterize their sales of accounts receivable as loans. As explained in detail below, no material fact dispute exists that the Defendants’ transactions with Debtors are “true sales,” and, as a matter of law, no basis exists to recharacterize those sales as loans.</w:t>
+        <w:t xml:space="preserve">Plaintiffs filed chapter 11 bankruptcy in March 2026. In this Adversary Proceeding, Plaintiffs/​Debtors seek to recharacterize their sales of accounts receivable as loans. As explained in detail below, no material fact dispute exists that the Defendants’ transactions with Debtors are “true sales,” and, as a matter of law, no basis exists to recharacterize those sales as loans.</w:t>
       </w:r>
     </w:p>
     <w:p>
       <w:pPr>
         <w:pStyle w:val="Heading2"/>
       </w:pPr>
-      <w:bookmarkStart w:id="11" w:name="_b746688de591ff02856c02e29a3823360f99b23"/>
       <w:r>
         <w:t xml:space="preserve">A.</w:t>
       </w:r>
@@ -1944,11 +2192,10 @@
       <w:r>
         <w:t xml:space="preserve">Meged Purchases Accounts Receivable from Debtors</w:t>
       </w:r>
-      <w:bookmarkEnd w:id="11"/>
-    </w:p>
-    <w:p>
-      <w:pPr>
-        <w:pStyle w:val="FirstParagraph"/>
+    </w:p>
+    <w:p>
+      <w:pPr>
+        <w:pStyle w:val="BodyText"/>
       </w:pPr>
       <w:r>
         <w:t xml:space="preserve">On April 22, 2025, Meged and Debtor Crosby Dredging, LLC (“Crosby Dredging”) entered into a Standard Merchant Cash Advance Agreement (the “First MCAA”), whereby Meged purchased $16,002,000.00 in receivables (the “First Contract Receivables”) from Crosby Dredging for a purchase price of $12,600,000.00. A copy of the First MCAA is attached as Exhibit 1.</w:t>
@@ -1991,7 +2238,13 @@
         <w:t xml:space="preserve"> </w:t>
       </w:r>
       <w:r>
-        <w:t xml:space="preserve">Exs. 1-3.</w:t>
+        <w:t xml:space="preserve">Exs. 1</w:t>
+      </w:r>
+      <w:r>
+        <w:noBreakHyphen/>
+      </w:r>
+      <w:r>
+        <w:t xml:space="preserve">3.</w:t>
       </w:r>
     </w:p>
     <w:p>
@@ -1999,14 +2252,31 @@
         <w:pStyle w:val="BodyText"/>
       </w:pPr>
       <w:r>
-        <w:t xml:space="preserve">As a prophylactic measure, the Meged Agreements grant Meged a lien on Debtors’ accounts and proceeds. Exs. 1-3 at ¶ 29. In June 2025, Meged filed UCC-1 financing statements to perfect its protective security interest in the Meged Purchased Receivables, which are attached as Exhibit 6. The Meged Purchased Receivables were supposed to be unencumbered, and Meged was supposed to have a first priority lien and right to payment on them. Exs. 1-3 at ¶ 29 (“Each Merchant agrees to execute any documents or take any action in connection with this Agreement as [Meged] deems necessary to perfect or maintain [Meged’s] first priority security interest in the Collateral and the Cross‐Collateral, including the execution of any account control agreements.”).</w:t>
+        <w:t xml:space="preserve">As a prophylactic measure, the Meged Agreements grant Meged a lien on Debtors’ accounts and proceeds. Exs. 1</w:t>
+      </w:r>
+      <w:r>
+        <w:noBreakHyphen/>
+      </w:r>
+      <w:r>
+        <w:t xml:space="preserve">3 at ¶ 29. In June 2025, Meged filed UCC</w:t>
+      </w:r>
+      <w:r>
+        <w:noBreakHyphen/>
+      </w:r>
+      <w:r>
+        <w:t xml:space="preserve">1 financing statements to perfect its protective security interest in the Meged Purchased Receivables, which are attached as Exhibit 6. The Meged Purchased Receivables were supposed to be unencumbered, and Meged was supposed to have a first priority lien and right to payment on them. Exs. 1</w:t>
+      </w:r>
+      <w:r>
+        <w:noBreakHyphen/>
+      </w:r>
+      <w:r>
+        <w:t xml:space="preserve">3 at ¶ 29 (“Each Merchant agrees to execute any documents or take any action in connection with this Agreement as [Meged] deems necessary to perfect or maintain [Meged’s] first priority security interest in the Collateral and the Cross-Collateral, including the execution of any account control agreements.”).</w:t>
       </w:r>
     </w:p>
     <w:p>
       <w:pPr>
         <w:pStyle w:val="Heading2"/>
       </w:pPr>
-      <w:bookmarkStart w:id="12" w:name="_1043da1f1e3d86bd3ffe8b7060f79afea839a3e"/>
       <w:r>
         <w:t xml:space="preserve">B.</w:t>
       </w:r>
@@ -2016,11 +2286,10 @@
       <w:r>
         <w:t xml:space="preserve">Dependance Purchases Future Receipts from Debtors</w:t>
       </w:r>
-      <w:bookmarkEnd w:id="12"/>
-    </w:p>
-    <w:p>
-      <w:pPr>
-        <w:pStyle w:val="FirstParagraph"/>
+    </w:p>
+    <w:p>
+      <w:pPr>
+        <w:pStyle w:val="BodyText"/>
       </w:pPr>
       <w:r>
         <w:t xml:space="preserve">On May 27, 2025, Dependance and Crosby Dredging, Crosby Tugs, and Crosby Enterprises entered into a Sale of Future Receipts Agreement (the “Dependance Agreement”), whereby Dependance purchased $2,070,000.00 in future receipts from sellers for a purchase price of $1,500,000.00 (the “Dependance Purchased Receivables”). A copy of the Dependance Agreement is attached as Exhibit 4.</w:t>
@@ -2028,43 +2297,47 @@
     </w:p>
     <w:p>
       <w:pPr>
+        <w:pStyle w:val="BodyTextNote"/>
+      </w:pPr>
+      <w:r>
+        <w:t xml:space="preserve">As a prophylactic measure, the Dependance Agreement provides that, to the extent the Dependance Purchased Receivables include “accounts” or “payment intangibles” as those terms are defined by the UCC in the state where Debtors are located,</w:t>
+      </w:r>
+      <w:r>
+        <w:rPr>
+          <w:rStyle w:val="FootnoteReference"/>
+        </w:rPr>
+        <w:footnoteReference w:id="10"/>
+      </w:r>
+      <w:r>
+        <w:t xml:space="preserve"> </w:t>
+      </w:r>
+      <w:r>
+        <w:t xml:space="preserve">“then (i) the sale of such accounts or payment intangibles creates a security interest as defined in the UCC, (ii) this Agreement constitutes a security agreement under the UCC, and (iii) Buyer has all the rights of a secured party under the UCC with respect to such accounts or payment intangibles.” Ex. 4 at ¶ 14(a). In June 2025, Dependance filed UCC</w:t>
+      </w:r>
+      <w:r>
+        <w:noBreakHyphen/>
+      </w:r>
+      <w:r>
+        <w:t xml:space="preserve">1 financing statements to perfect its protective security interest in the Dependance Purchased Receivables, which are attached as Exhibit 7.</w:t>
+      </w:r>
+    </w:p>
+    <w:p>
+      <w:pPr>
+        <w:pStyle w:val="Heading2"/>
+      </w:pPr>
+      <w:r>
+        <w:t xml:space="preserve">C.</w:t>
+      </w:r>
+      <w:r>
+        <w:tab/>
+      </w:r>
+      <w:r>
+        <w:t xml:space="preserve">Reliance Purchases Future Receipts Receivable from Debtors</w:t>
+      </w:r>
+    </w:p>
+    <w:p>
+      <w:pPr>
         <w:pStyle w:val="BodyText"/>
-      </w:pPr>
-      <w:r>
-        <w:t xml:space="preserve">As a prophylactic measure, the Dependance Agreement provides that, to the extent the Dependance Purchased Receivables include “accounts” or “payment intangibles” as those terms are defined by the UCC in the state where Debtors are located,</w:t>
-      </w:r>
-      <w:r>
-        <w:rPr>
-          <w:rStyle w:val="FootnoteReference"/>
-        </w:rPr>
-        <w:footnoteReference w:id="13"/>
-      </w:r>
-      <w:r>
-        <w:t xml:space="preserve"> </w:t>
-      </w:r>
-      <w:r>
-        <w:t xml:space="preserve">“then (i) the sale of such accounts or payment intangibles creates a security interest as defined in the UCC, (ii) this Agreement constitutes a security agreement under the UCC, and (iii) Buyer has all the rights of a secured party under the UCC with respect to such accounts or payment intangibles.” Ex. 4 at ¶ 14(a). In June 2025, Dependance filed UCC-1 financing statements to perfect its protective security interest in the Dependance Purchased Receivables, which are attached as Exhibit 7.</w:t>
-      </w:r>
-    </w:p>
-    <w:p>
-      <w:pPr>
-        <w:pStyle w:val="Heading2"/>
-      </w:pPr>
-      <w:bookmarkStart w:id="14" w:name="_64ddfd9479de439010e0ee03c974756a7cf0ceb"/>
-      <w:r>
-        <w:t xml:space="preserve">C.</w:t>
-      </w:r>
-      <w:r>
-        <w:tab/>
-      </w:r>
-      <w:r>
-        <w:t xml:space="preserve">Reliance Purchases Future Receipts Receivable from Debtors</w:t>
-      </w:r>
-      <w:bookmarkEnd w:id="14"/>
-    </w:p>
-    <w:p>
-      <w:pPr>
-        <w:pStyle w:val="FirstParagraph"/>
       </w:pPr>
       <w:r>
         <w:t xml:space="preserve">On December 9, 2025, Reliance and Crosby Dredging, Crosby Tugs, and Crosby Enterprises entered into a Sale of Future Receipts Agreement (the “Reliance Agreement”), whereby Reliance purchased $749,500.00 in future receipts from sellers for a purchase price of $500,000.00 (the “Reliance Purchased Receivables,” and together with the Meged Purchased Receivables and the Dependance Purchased Receivables, the “Purchased Receivables.”). A copy of the Reliance Agreement is attached as Exhibit 5.</w:t>
@@ -2091,14 +2364,19 @@
         <w:t xml:space="preserve"> </w:t>
       </w:r>
       <w:r>
-        <w:t xml:space="preserve">Exs. 4-5.</w:t>
+        <w:t xml:space="preserve">Exs. 4</w:t>
+      </w:r>
+      <w:r>
+        <w:noBreakHyphen/>
+      </w:r>
+      <w:r>
+        <w:t xml:space="preserve">5.</w:t>
       </w:r>
     </w:p>
     <w:p>
       <w:pPr>
         <w:pStyle w:val="Heading1"/>
       </w:pPr>
-      <w:bookmarkStart w:id="15" w:name="_a425ba1711d7922f7e89d60601b4548e7934cd3"/>
       <w:r>
         <w:t xml:space="preserve">II.</w:t>
       </w:r>
@@ -2108,13 +2386,11 @@
       <w:r>
         <w:t xml:space="preserve">ARGUMENT AND AUTHORITIES</w:t>
       </w:r>
-      <w:bookmarkEnd w:id="15"/>
     </w:p>
     <w:p>
       <w:pPr>
         <w:pStyle w:val="Heading2"/>
       </w:pPr>
-      <w:bookmarkStart w:id="16" w:name="_a4b0335488de39c14c5788cc800c20b2672fda2"/>
       <w:r>
         <w:t xml:space="preserve">A.</w:t>
       </w:r>
@@ -2124,11 +2400,10 @@
       <w:r>
         <w:t xml:space="preserve">Summary Judgment Standard</w:t>
       </w:r>
-      <w:bookmarkEnd w:id="16"/>
-    </w:p>
-    <w:p>
-      <w:pPr>
-        <w:pStyle w:val="FirstParagraph"/>
+    </w:p>
+    <w:p>
+      <w:pPr>
+        <w:pStyle w:val="BodyText"/>
       </w:pPr>
       <w:r>
         <w:t xml:space="preserve">Federal Rule of Civil Procedure 56, made applicable by Federal Rule of Bankruptcy Procedure 7056, requires entry of summary judgment if the record shows “there is no genuine issue as to any material fact and the movant is entitled to judgment as a matter of law.” This standard is satisfied if the record, as a whole, “could not lead a rational trier of fact to find for the non-moving party.”</w:t>
@@ -2141,7 +2416,7 @@
           <w:i/>
           <w:iCs/>
         </w:rPr>
-        <w:t xml:space="preserve">Matsushita Elec. Indus. Co. v. Zenith Radio</w:t>
+        <w:t xml:space="preserve">Matsushita Elec. Indus. Co. v. Zenith Radio</w:t>
       </w:r>
       <w:r>
         <w:t xml:space="preserve">, 475 U.S. 574, 586 (1986).</w:t>
@@ -2162,7 +2437,7 @@
           <w:i/>
           <w:iCs/>
         </w:rPr>
-        <w:t xml:space="preserve">Celotex Corp. v. Catrett</w:t>
+        <w:t xml:space="preserve">Celotex Corp. v. Catrett</w:t>
       </w:r>
       <w:r>
         <w:t xml:space="preserve">, 477 U.S. 317, 322 (1986).</w:t>
@@ -2180,7 +2455,6 @@
       <w:pPr>
         <w:pStyle w:val="Heading2"/>
       </w:pPr>
-      <w:bookmarkStart w:id="17" w:name="_7468d2eaebe65e405cdc0382839cd2b7f74b54b"/>
       <w:r>
         <w:t xml:space="preserve">B.</w:t>
       </w:r>
@@ -2190,11 +2464,10 @@
       <w:r>
         <w:t xml:space="preserve">Accounts Receivable Sold by a Debtor Prepetition Are Not Estate Property</w:t>
       </w:r>
-      <w:bookmarkEnd w:id="17"/>
-    </w:p>
-    <w:p>
-      <w:pPr>
-        <w:pStyle w:val="FirstParagraph"/>
+    </w:p>
+    <w:p>
+      <w:pPr>
+        <w:pStyle w:val="BodyText"/>
       </w:pPr>
       <w:r>
         <w:t xml:space="preserve">Plaintiffs’ claims against Defendants turn on whether Defendants’ purchases of accounts receivables from Debtors are “true sales” (as Defendants maintain), or disguised loans (as Plaintiffs contend). Here, no material fact dispute exists that the transactions are anything other than “true sales” as a matter of law.</w:t>
@@ -2231,7 +2504,13 @@
         <w:t xml:space="preserve">In re R&amp;J Pizza Corp.</w:t>
       </w:r>
       <w:r>
-        <w:t xml:space="preserve">, No. 14-43066, 2014 WL 12973408 (Bank. E.D.N.Y. Oct. 13, 2014) (citing</w:t>
+        <w:t xml:space="preserve">, No. 14</w:t>
+      </w:r>
+      <w:r>
+        <w:noBreakHyphen/>
+      </w:r>
+      <w:r>
+        <w:t xml:space="preserve">43066, 2014 WL 12973408 (Bank. E.D.N.Y. Oct. 13, 2014) (citing</w:t>
       </w:r>
       <w:r>
         <w:t xml:space="preserve"> </w:t>
@@ -2257,7 +2536,19 @@
         <w:t xml:space="preserve">supra</w:t>
       </w:r>
       <w:r>
-        <w:t xml:space="preserve">). The Meged Agreements are governed by New York law. Exs. 1-3 at ¶ 34. The Dependance and Reliance Agreements are governed by Florida law. Exs. 4-5 at ¶ 20(a).</w:t>
+        <w:t xml:space="preserve">). The Meged Agreements are governed by New York law. Exs. 1</w:t>
+      </w:r>
+      <w:r>
+        <w:noBreakHyphen/>
+      </w:r>
+      <w:r>
+        <w:t xml:space="preserve">3 at ¶ 34. The Dependance and Reliance Agreements are governed by Florida law. Exs. 4</w:t>
+      </w:r>
+      <w:r>
+        <w:noBreakHyphen/>
+      </w:r>
+      <w:r>
+        <w:t xml:space="preserve">5 at ¶ 20(a).</w:t>
       </w:r>
     </w:p>
     <w:p>
@@ -2291,7 +2582,13 @@
         <w:t xml:space="preserve">Dryden Advisory Grp., LLC v. Beneficial Mut. Sav. Bank (In re Dryden Advisory Grp., LLC)</w:t>
       </w:r>
       <w:r>
-        <w:t xml:space="preserve">, 534 B.R. 612, 626-27 (Bankr. M.D. Pa. 2015) (accounts receivable sold pre-petition do not constitute estate property);</w:t>
+        <w:t xml:space="preserve">, 534 B.R. 612, 626</w:t>
+      </w:r>
+      <w:r>
+        <w:noBreakHyphen/>
+      </w:r>
+      <w:r>
+        <w:t xml:space="preserve">27 (Bankr. M.D. Pa. 2015) (accounts receivable sold pre-petition do not constitute estate property);</w:t>
       </w:r>
       <w:r>
         <w:t xml:space="preserve"> </w:t>
@@ -2311,7 +2608,6 @@
       <w:pPr>
         <w:pStyle w:val="Heading2"/>
       </w:pPr>
-      <w:bookmarkStart w:id="18" w:name="_8e33382ff42a6524ee629e635798ecff99ca594"/>
       <w:r>
         <w:t xml:space="preserve">C.</w:t>
       </w:r>
@@ -2321,13 +2617,11 @@
       <w:r>
         <w:t xml:space="preserve">Law Applicable to Recharacterization of a Sale as a Loan</w:t>
       </w:r>
-      <w:bookmarkEnd w:id="18"/>
     </w:p>
     <w:p>
       <w:pPr>
         <w:pStyle w:val="Heading3"/>
       </w:pPr>
-      <w:bookmarkStart w:id="19" w:name="_2736f02ff9abffa607cfe4d321403a4d4f036d5"/>
       <w:r>
         <w:t xml:space="preserve">1.</w:t>
       </w:r>
@@ -2337,11 +2631,10 @@
       <w:r>
         <w:t xml:space="preserve">The Eight-Factor Recharacterization Test</w:t>
       </w:r>
-      <w:bookmarkEnd w:id="19"/>
-    </w:p>
-    <w:p>
-      <w:pPr>
-        <w:pStyle w:val="FirstParagraph"/>
+    </w:p>
+    <w:p>
+      <w:pPr>
+        <w:pStyle w:val="BodyTextNote"/>
       </w:pPr>
       <w:r>
         <w:rPr>
@@ -2370,7 +2663,7 @@
         <w:rPr>
           <w:rStyle w:val="FootnoteReference"/>
         </w:rPr>
-        <w:footnoteReference w:id="20"/>
+        <w:footnoteReference w:id="11"/>
       </w:r>
       <w:r>
         <w:t xml:space="preserve"> </w:t>
@@ -2416,7 +2709,13 @@
         <w:t xml:space="preserve"> </w:t>
       </w:r>
       <w:r>
-        <w:t xml:space="preserve">NY UCC § 9-318, Official Comment 2. The determination of whether the Purchase Agreements constitutes a sale or a secured transaction is accordingly left to the Courts.</w:t>
+        <w:t xml:space="preserve">NY UCC § 9</w:t>
+      </w:r>
+      <w:r>
+        <w:noBreakHyphen/>
+      </w:r>
+      <w:r>
+        <w:t xml:space="preserve">318, Official Comment 2. The determination of whether the Purchase Agreements constitutes a sale or a secured transaction is accordingly left to the Courts.</w:t>
       </w:r>
       <w:r>
         <w:t xml:space="preserve"> </w:t>
@@ -2580,7 +2879,7 @@
     </w:p>
     <w:p>
       <w:pPr>
-        <w:pStyle w:val="FirstParagraph"/>
+        <w:pStyle w:val="BodyText"/>
       </w:pPr>
       <w:r>
         <w:t xml:space="preserve">As Plaintiffs seeking to recharacterize the agreements between themselves and Defendants as “disguised loans” rather than “true sales,” it is Debtors’ burden to establish that those agreements are loans rather than true sales.</w:t>
@@ -2590,7 +2889,6 @@
       <w:pPr>
         <w:pStyle w:val="Heading1"/>
       </w:pPr>
-      <w:bookmarkStart w:id="21" w:name="_conclusion"/>
       <w:r>
         <w:t xml:space="preserve">III.</w:t>
       </w:r>
@@ -2600,11 +2898,10 @@
       <w:r>
         <w:t xml:space="preserve">CONCLUSION</w:t>
       </w:r>
-      <w:bookmarkEnd w:id="21"/>
-    </w:p>
-    <w:p>
-      <w:pPr>
-        <w:pStyle w:val="FirstParagraph"/>
+    </w:p>
+    <w:p>
+      <w:pPr>
+        <w:pStyle w:val="BodyText"/>
       </w:pPr>
       <w:r>
         <w:t xml:space="preserve">As a matter of law, Plaintiffs cannot carry their burden to show that the purchase and sale transactions between Debtors, on the one hand, and Meged, Dependance, and Reliance, on the other, should be recharacterized from sales to loans. The relevant factors, almost all of which are discernable from the face of the agreements, overwhelmingly disfavor recharacterization. Because the prepetition transactions between Defendants and Debtors are “true sales,” they cannot and should not be recharacterized as loans. It follows that the Purchased Accounts are not estate property. Summary judgment in favor of these Defendants should be granted dismissing Plaintiffs’ Adversary Complaint with prejudice.</w:t>
@@ -2612,9 +2909,16 @@
     </w:p>
     <w:p>
       <w:pPr>
-        <w:pStyle w:val="CaptionText"/>
+        <w:spacing w:before="0" w:after="0" w:line="480" w:lineRule="exact"/>
+      </w:pPr>
+    </w:p>
+    <w:p>
+      <w:pPr>
         <w:keepNext/>
-        <w:spacing w:before="200"/>
+        <w:keepLines/>
+        <w:spacing w:before="0" w:after="0" w:line="276" w:lineRule="exact"/>
+        <w:ind w:left="0" w:firstLine="0"/>
+        <w:jc w:val="left"/>
       </w:pPr>
       <w:r>
         <w:t xml:space="preserve">Dated: </w:t>
@@ -2637,9 +2941,11 @@
     </w:p>
     <w:p>
       <w:pPr>
-        <w:pStyle w:val="Signature"/>
         <w:keepNext/>
-        <w:spacing w:before="200"/>
+        <w:keepLines/>
+        <w:spacing w:before="480" w:after="0" w:line="276" w:lineRule="exact"/>
+        <w:ind w:left="4320" w:firstLine="0"/>
+        <w:jc w:val="left"/>
       </w:pPr>
       <w:r>
         <w:t xml:space="preserve">Respectfully submitted,</w:t>
@@ -2647,9 +2953,11 @@
     </w:p>
     <w:p>
       <w:pPr>
-        <w:pStyle w:val="Signature"/>
         <w:keepNext/>
-        <w:spacing w:before="200"/>
+        <w:keepLines/>
+        <w:spacing w:before="480" w:after="0" w:line="276" w:lineRule="exact"/>
+        <w:ind w:left="4320" w:firstLine="0"/>
+        <w:jc w:val="left"/>
       </w:pPr>
       <w:r>
         <w:t xml:space="preserve">STONE</w:t>
@@ -2681,15 +2989,17 @@
     </w:p>
     <w:p>
       <w:pPr>
-        <w:pStyle w:val="Signature"/>
         <w:keepNext/>
-        <w:spacing w:before="40"/>
+        <w:keepLines/>
+        <w:spacing w:before="240" w:after="0" w:line="276" w:lineRule="exact"/>
+        <w:ind w:left="4320" w:firstLine="0"/>
+        <w:jc w:val="left"/>
       </w:pPr>
       <w:r>
         <w:t xml:space="preserve">By: </w:t>
       </w:r>
       <w:r>
-        <w:t xml:space="preserve">/s/</w:t>
+        <w:t xml:space="preserve">/​s/</w:t>
       </w:r>
       <w:r>
         <w:t xml:space="preserve"> </w:t>
@@ -2712,9 +3022,11 @@
     </w:p>
     <w:p>
       <w:pPr>
-        <w:pStyle w:val="Signature"/>
         <w:keepNext/>
-        <w:spacing w:before="40"/>
+        <w:keepLines/>
+        <w:spacing w:before="240" w:after="0" w:line="276" w:lineRule="exact"/>
+        <w:ind w:left="4320" w:firstLine="0"/>
+        <w:jc w:val="left"/>
       </w:pPr>
       <w:r>
         <w:t xml:space="preserve">Andrew</w:t>
@@ -2747,13 +3059,22 @@
         <w:t xml:space="preserve"> </w:t>
       </w:r>
       <w:r>
-        <w:t xml:space="preserve">No. 26686)</w:t>
-      </w:r>
-    </w:p>
-    <w:p>
-      <w:pPr>
-        <w:pStyle w:val="Signature"/>
+        <w:t xml:space="preserve">No.</w:t>
+      </w:r>
+      <w:r>
+        <w:t xml:space="preserve"> </w:t>
+      </w:r>
+      <w:r>
+        <w:t xml:space="preserve">26686)</w:t>
+      </w:r>
+    </w:p>
+    <w:p>
+      <w:pPr>
         <w:keepNext/>
+        <w:keepLines/>
+        <w:spacing w:before="0" w:after="0" w:line="276" w:lineRule="exact"/>
+        <w:ind w:left="4320" w:firstLine="0"/>
+        <w:jc w:val="left"/>
       </w:pPr>
       <w:r>
         <w:t xml:space="preserve">Bryant</w:t>
@@ -2786,13 +3107,22 @@
         <w:t xml:space="preserve"> </w:t>
       </w:r>
       <w:r>
-        <w:t xml:space="preserve">No. 34165)</w:t>
-      </w:r>
-    </w:p>
-    <w:p>
-      <w:pPr>
-        <w:pStyle w:val="Signature"/>
+        <w:t xml:space="preserve">No.</w:t>
+      </w:r>
+      <w:r>
+        <w:t xml:space="preserve"> </w:t>
+      </w:r>
+      <w:r>
+        <w:t xml:space="preserve">34165)</w:t>
+      </w:r>
+    </w:p>
+    <w:p>
+      <w:pPr>
         <w:keepNext/>
+        <w:keepLines/>
+        <w:spacing w:before="0" w:after="0" w:line="276" w:lineRule="exact"/>
+        <w:ind w:left="4320" w:firstLine="0"/>
+        <w:jc w:val="left"/>
       </w:pPr>
       <w:r>
         <w:t xml:space="preserve">909</w:t>
@@ -2824,8 +3154,11 @@
     </w:p>
     <w:p>
       <w:pPr>
-        <w:pStyle w:val="Signature"/>
         <w:keepNext/>
+        <w:keepLines/>
+        <w:spacing w:before="0" w:after="0" w:line="276" w:lineRule="exact"/>
+        <w:ind w:left="4320" w:firstLine="0"/>
+        <w:jc w:val="left"/>
       </w:pPr>
       <w:r>
         <w:t xml:space="preserve">New</w:t>
@@ -2851,8 +3184,11 @@
     </w:p>
     <w:p>
       <w:pPr>
-        <w:pStyle w:val="Signature"/>
         <w:keepNext/>
+        <w:keepLines/>
+        <w:spacing w:before="0" w:after="0" w:line="276" w:lineRule="exact"/>
+        <w:ind w:left="4320" w:firstLine="0"/>
+        <w:jc w:val="left"/>
       </w:pPr>
       <w:r>
         <w:t xml:space="preserve">Telephone:</w:t>
@@ -2867,13 +3203,18 @@
         <w:t xml:space="preserve"> </w:t>
       </w:r>
       <w:r>
-        <w:t xml:space="preserve">581-3200</w:t>
-      </w:r>
-    </w:p>
-    <w:p>
-      <w:pPr>
-        <w:pStyle w:val="Signature"/>
+        <w:t xml:space="preserve">581</w:t>
+        <w:noBreakHyphen/>
+        <w:t xml:space="preserve">3200</w:t>
+      </w:r>
+    </w:p>
+    <w:p>
+      <w:pPr>
         <w:keepNext/>
+        <w:keepLines/>
+        <w:spacing w:before="0" w:after="0" w:line="276" w:lineRule="exact"/>
+        <w:ind w:left="4320" w:firstLine="0"/>
+        <w:jc w:val="left"/>
       </w:pPr>
       <w:r>
         <w:t xml:space="preserve">Facsimile:</w:t>
@@ -2888,13 +3229,18 @@
         <w:t xml:space="preserve"> </w:t>
       </w:r>
       <w:r>
-        <w:t xml:space="preserve">581-3361</w:t>
-      </w:r>
-    </w:p>
-    <w:p>
-      <w:pPr>
-        <w:pStyle w:val="Signature"/>
+        <w:t xml:space="preserve">581</w:t>
+        <w:noBreakHyphen/>
+        <w:t xml:space="preserve">3361</w:t>
+      </w:r>
+    </w:p>
+    <w:p>
+      <w:pPr>
         <w:keepNext/>
+        <w:keepLines/>
+        <w:spacing w:before="0" w:after="0" w:line="276" w:lineRule="exact"/>
+        <w:ind w:left="4320" w:firstLine="0"/>
+        <w:jc w:val="left"/>
       </w:pPr>
       <w:r>
         <w:t xml:space="preserve">Email:</w:t>
@@ -2908,8 +3254,11 @@
     </w:p>
     <w:p>
       <w:pPr>
-        <w:pStyle w:val="Signature"/>
         <w:keepNext/>
+        <w:keepLines/>
+        <w:spacing w:before="0" w:after="0" w:line="276" w:lineRule="exact"/>
+        <w:ind w:left="4320" w:firstLine="0"/>
+        <w:jc w:val="left"/>
       </w:pPr>
       <w:r>
         <w:t xml:space="preserve">byork@stonepigman.com</w:t>
@@ -2917,196 +3266,242 @@
     </w:p>
     <w:p>
       <w:pPr>
-        <w:pStyle w:val="Signature"/>
+        <w:spacing w:before="0" w:after="0" w:line="276" w:lineRule="exact"/>
+        <w:ind w:left="4320" w:firstLine="0"/>
+        <w:jc w:val="left"/>
       </w:pPr>
       <w:r>
         <w:rPr>
           <w:i/>
+          <w:iCs/>
         </w:rPr>
         <w:t xml:space="preserve">Attorneys</w:t>
       </w:r>
       <w:r>
         <w:rPr>
           <w:i/>
+          <w:iCs/>
         </w:rPr>
         <w:t xml:space="preserve"> </w:t>
       </w:r>
       <w:r>
         <w:rPr>
           <w:i/>
+          <w:iCs/>
         </w:rPr>
         <w:t xml:space="preserve">for</w:t>
       </w:r>
       <w:r>
         <w:rPr>
           <w:i/>
+          <w:iCs/>
         </w:rPr>
         <w:t xml:space="preserve"> </w:t>
       </w:r>
       <w:r>
         <w:rPr>
           <w:i/>
+          <w:iCs/>
         </w:rPr>
         <w:t xml:space="preserve">Defendants</w:t>
       </w:r>
       <w:r>
         <w:rPr>
           <w:i/>
+          <w:iCs/>
         </w:rPr>
         <w:t xml:space="preserve"> </w:t>
       </w:r>
       <w:r>
         <w:rPr>
           <w:i/>
+          <w:iCs/>
         </w:rPr>
         <w:t xml:space="preserve">Meged</w:t>
       </w:r>
       <w:r>
         <w:rPr>
           <w:i/>
+          <w:iCs/>
         </w:rPr>
         <w:t xml:space="preserve"> </w:t>
       </w:r>
       <w:r>
         <w:rPr>
           <w:i/>
+          <w:iCs/>
         </w:rPr>
         <w:t xml:space="preserve">Funding</w:t>
       </w:r>
       <w:r>
         <w:rPr>
           <w:i/>
+          <w:iCs/>
         </w:rPr>
         <w:t xml:space="preserve"> </w:t>
       </w:r>
       <w:r>
         <w:rPr>
           <w:i/>
+          <w:iCs/>
         </w:rPr>
         <w:t xml:space="preserve">Group,</w:t>
       </w:r>
       <w:r>
         <w:rPr>
           <w:i/>
+          <w:iCs/>
         </w:rPr>
         <w:t xml:space="preserve"> </w:t>
       </w:r>
       <w:r>
         <w:rPr>
           <w:i/>
+          <w:iCs/>
         </w:rPr>
         <w:t xml:space="preserve">Dependance</w:t>
       </w:r>
       <w:r>
         <w:rPr>
           <w:i/>
+          <w:iCs/>
         </w:rPr>
         <w:t xml:space="preserve"> </w:t>
       </w:r>
       <w:r>
         <w:rPr>
           <w:i/>
+          <w:iCs/>
         </w:rPr>
         <w:t xml:space="preserve">Platinum</w:t>
       </w:r>
       <w:r>
         <w:rPr>
           <w:i/>
+          <w:iCs/>
         </w:rPr>
         <w:t xml:space="preserve"> </w:t>
       </w:r>
       <w:r>
         <w:rPr>
           <w:i/>
+          <w:iCs/>
         </w:rPr>
         <w:t xml:space="preserve">FL,</w:t>
       </w:r>
       <w:r>
         <w:rPr>
           <w:i/>
+          <w:iCs/>
         </w:rPr>
         <w:t xml:space="preserve"> </w:t>
       </w:r>
       <w:r>
         <w:rPr>
           <w:i/>
+          <w:iCs/>
         </w:rPr>
         <w:t xml:space="preserve">LLC,</w:t>
       </w:r>
       <w:r>
         <w:rPr>
           <w:i/>
+          <w:iCs/>
         </w:rPr>
         <w:t xml:space="preserve"> </w:t>
       </w:r>
       <w:r>
         <w:rPr>
           <w:i/>
+          <w:iCs/>
         </w:rPr>
         <w:t xml:space="preserve">and</w:t>
       </w:r>
       <w:r>
         <w:rPr>
           <w:i/>
+          <w:iCs/>
         </w:rPr>
         <w:t xml:space="preserve"> </w:t>
       </w:r>
       <w:r>
         <w:rPr>
           <w:i/>
+          <w:iCs/>
         </w:rPr>
         <w:t xml:space="preserve">Reliance</w:t>
       </w:r>
       <w:r>
         <w:rPr>
           <w:i/>
+          <w:iCs/>
         </w:rPr>
         <w:t xml:space="preserve"> </w:t>
       </w:r>
       <w:r>
         <w:rPr>
           <w:i/>
+          <w:iCs/>
         </w:rPr>
         <w:t xml:space="preserve">Financial</w:t>
       </w:r>
       <w:r>
         <w:rPr>
           <w:i/>
+          <w:iCs/>
         </w:rPr>
         <w:t xml:space="preserve"> </w:t>
       </w:r>
       <w:r>
         <w:rPr>
           <w:i/>
+          <w:iCs/>
         </w:rPr>
         <w:t xml:space="preserve">FL,</w:t>
       </w:r>
       <w:r>
         <w:rPr>
           <w:i/>
+          <w:iCs/>
         </w:rPr>
         <w:t xml:space="preserve"> </w:t>
       </w:r>
       <w:r>
         <w:rPr>
           <w:i/>
+          <w:iCs/>
         </w:rPr>
         <w:t xml:space="preserve">LLC</w:t>
       </w:r>
     </w:p>
     <w:p>
       <w:pPr>
-        <w:pStyle w:val="CertificateTitle"/>
-        <w:spacing w:before="200"/>
-      </w:pPr>
-      <w:r>
+        <w:spacing w:before="0" w:after="0" w:line="480" w:lineRule="exact"/>
+      </w:pPr>
+    </w:p>
+    <w:p>
+      <w:pPr>
+        <w:keepNext/>
+        <w:keepLines/>
+        <w:spacing w:before="0" w:after="0" w:line="480" w:lineRule="exact"/>
+        <w:ind w:left="0" w:firstLine="0"/>
+        <w:jc w:val="center"/>
+      </w:pPr>
+      <w:r>
+        <w:rPr>
+          <w:b/>
+          <w:bCs/>
+        </w:rPr>
         <w:t xml:space="preserve">CERTIFICATE OF SERVICE</w:t>
       </w:r>
     </w:p>
     <w:p>
       <w:pPr>
-        <w:pStyle w:val="CertificateText"/>
         <w:keepNext/>
+        <w:keepLines/>
+        <w:spacing w:before="0" w:after="0" w:line="480" w:lineRule="exact"/>
+        <w:ind w:left="0" w:firstLine="720"/>
+        <w:jc w:val="left"/>
       </w:pPr>
       <w:r>
         <w:t xml:space="preserve">I</w:t>
@@ -3229,7 +3624,7 @@
         <w:t xml:space="preserve"> </w:t>
       </w:r>
       <w:r>
-        <w:t xml:space="preserve">CM/ECF</w:t>
+        <w:t xml:space="preserve">CM/​ECF</w:t>
       </w:r>
       <w:r>
         <w:t xml:space="preserve"> </w:t>
@@ -3288,8 +3683,9 @@
     </w:p>
     <w:p>
       <w:pPr>
-        <w:pStyle w:val="Signature"/>
-        <w:spacing w:before="200"/>
+        <w:spacing w:before="240" w:after="0" w:line="276" w:lineRule="exact"/>
+        <w:ind w:left="4320" w:firstLine="0"/>
+        <w:jc w:val="left"/>
       </w:pPr>
       <w:r>
         <w:t xml:space="preserve">/s/ </w:t>
@@ -3313,7 +3709,7 @@
     <w:sectPr>
       <w:footerReference w:type="default" r:id="rIdFooter1"/>
       <w:pgSz w:w="12240" w:h="15840"/>
-      <w:pgMar w:top="1440" w:right="1440" w:bottom="1440" w:left="1440" w:header="720" w:footer="720" w:gutter="0"/>
+      <w:pgMar w:top="1440" w:right="1440" w:bottom="1440" w:left="1440" w:header="720" w:footer="731" w:gutter="0"/>
     </w:sectPr>
   </w:body>
 </w:document>
@@ -3327,42 +3723,91 @@
 <w:ftr xmlns:w="http://schemas.openxmlformats.org/wordprocessingml/2006/main" xmlns:r="http://schemas.openxmlformats.org/officeDocument/2006/relationships">
   <w:p>
     <w:pPr>
-      <w:pStyle w:val="Footer"/>
+      <w:spacing w:before="0" w:after="0" w:line="276" w:lineRule="exact"/>
+      <w:jc w:val="center"/>
     </w:pPr>
     <w:r>
+      <w:rPr>
+        <w:sz w:val="22"/>
+        <w:szCs w:val="22"/>
+      </w:rPr>
       <w:t xml:space="preserve">Page </w:t>
     </w:r>
     <w:r>
+      <w:rPr>
+        <w:sz w:val="22"/>
+        <w:szCs w:val="22"/>
+      </w:rPr>
       <w:fldChar w:fldCharType="begin"/>
     </w:r>
     <w:r>
+      <w:rPr>
+        <w:sz w:val="22"/>
+        <w:szCs w:val="22"/>
+      </w:rPr>
       <w:instrText xml:space="preserve"> PAGE </w:instrText>
     </w:r>
     <w:r>
+      <w:rPr>
+        <w:sz w:val="22"/>
+        <w:szCs w:val="22"/>
+      </w:rPr>
       <w:fldChar w:fldCharType="separate"/>
     </w:r>
     <w:r>
+      <w:rPr>
+        <w:sz w:val="22"/>
+        <w:szCs w:val="22"/>
+      </w:rPr>
       <w:t>1</w:t>
     </w:r>
     <w:r>
+      <w:rPr>
+        <w:sz w:val="22"/>
+        <w:szCs w:val="22"/>
+      </w:rPr>
       <w:fldChar w:fldCharType="end"/>
     </w:r>
     <w:r>
+      <w:rPr>
+        <w:sz w:val="22"/>
+        <w:szCs w:val="22"/>
+      </w:rPr>
       <w:t xml:space="preserve"> of </w:t>
     </w:r>
     <w:r>
+      <w:rPr>
+        <w:sz w:val="22"/>
+        <w:szCs w:val="22"/>
+      </w:rPr>
       <w:fldChar w:fldCharType="begin"/>
     </w:r>
     <w:r>
+      <w:rPr>
+        <w:sz w:val="22"/>
+        <w:szCs w:val="22"/>
+      </w:rPr>
       <w:instrText xml:space="preserve"> NUMPAGES </w:instrText>
     </w:r>
     <w:r>
+      <w:rPr>
+        <w:sz w:val="22"/>
+        <w:szCs w:val="22"/>
+      </w:rPr>
       <w:fldChar w:fldCharType="separate"/>
     </w:r>
     <w:r>
+      <w:rPr>
+        <w:sz w:val="22"/>
+        <w:szCs w:val="22"/>
+      </w:rPr>
       <w:t>1</w:t>
     </w:r>
     <w:r>
+      <w:rPr>
+        <w:sz w:val="22"/>
+        <w:szCs w:val="22"/>
+      </w:rPr>
       <w:fldChar w:fldCharType="end"/>
     </w:r>
   </w:p>
@@ -3385,6 +3830,31 @@
       </w:r>
     </w:p>
   </w:footnote>
+  <w:footnote w:id="9">
+    <w:p>
+      <w:pPr>
+        <w:pStyle w:val="FootnoteText"/>
+      </w:pPr>
+      <w:r>
+        <w:rPr>
+          <w:rStyle w:val="FootnoteReference"/>
+        </w:rPr>
+        <w:footnoteRef/>
+      </w:r>
+      <w:r>
+        <w:t xml:space="preserve"> </w:t>
+      </w:r>
+      <w:r>
+        <w:t xml:space="preserve">Exs. 1</w:t>
+      </w:r>
+      <w:r>
+        <w:noBreakHyphen/>
+      </w:r>
+      <w:r>
+        <w:t xml:space="preserve">5.</w:t>
+      </w:r>
+    </w:p>
+  </w:footnote>
   <w:footnote w:id="10">
     <w:p>
       <w:pPr>
@@ -3400,26 +3870,13 @@
         <w:t xml:space="preserve"> </w:t>
       </w:r>
       <w:r>
-        <w:t xml:space="preserve">Exs. 1-5.</w:t>
-      </w:r>
-    </w:p>
-  </w:footnote>
-  <w:footnote w:id="13">
-    <w:p>
-      <w:pPr>
-        <w:pStyle w:val="FootnoteText"/>
-      </w:pPr>
-      <w:r>
-        <w:rPr>
-          <w:rStyle w:val="FootnoteReference"/>
-        </w:rPr>
-        <w:footnoteRef/>
-      </w:r>
-      <w:r>
-        <w:t xml:space="preserve"> </w:t>
-      </w:r>
-      <w:r>
-        <w:t xml:space="preserve">Debtors are located in Louisiana per their filed schedules. Under the Dependance Agreement, “Future Receipts” is defined to include (among other things) “accounts and payment intangibles.” Ex. 4 at p. 1 (“Purchase Information” box). Debtors’ receivables fall within the definitions of those terms in the Louisiana UCC. La. Rev. Stat. § 10:9-109(a)(3) (applying this Chapter to sales of accounts and payment intangibles);</w:t>
+        <w:t xml:space="preserve">Debtors are located in Louisiana per their filed schedules. Under the Dependance Agreement, “Future Receipts” is defined to include (among other things) “accounts and payment intangibles.” Ex. 4 at p. 1 (“Purchase Information” box). Debtors’ receivables fall within the definitions of those terms in the Louisiana UCC. La. Rev. Stat. § 10:9</w:t>
+      </w:r>
+      <w:r>
+        <w:noBreakHyphen/>
+      </w:r>
+      <w:r>
+        <w:t xml:space="preserve">109(a)⁠(3) (applying this Chapter to sales of accounts and payment intangibles);</w:t>
       </w:r>
       <w:r>
         <w:t xml:space="preserve"> </w:t>
@@ -3435,11 +3892,17 @@
         <w:t xml:space="preserve"> </w:t>
       </w:r>
       <w:r>
-        <w:t xml:space="preserve">at § 10:9-102(a)(2), (61) (definitions of “account” and “payment intangible,” respectively).</w:t>
+        <w:t xml:space="preserve">at § 10:9</w:t>
+      </w:r>
+      <w:r>
+        <w:noBreakHyphen/>
+      </w:r>
+      <w:r>
+        <w:t xml:space="preserve">102(a)⁠(2), (61) (definitions of “account” and “payment intangible,” respectively).</w:t>
       </w:r>
     </w:p>
   </w:footnote>
-  <w:footnote w:id="20">
+  <w:footnote w:id="11">
     <w:p>
       <w:pPr>
         <w:pStyle w:val="FootnoteText"/>
@@ -3454,7 +3917,13 @@
         <w:t xml:space="preserve"> </w:t>
       </w:r>
       <w:r>
-        <w:t xml:space="preserve">Exs. 1-3 at ¶ 34.</w:t>
+        <w:t xml:space="preserve">Exs. 1</w:t>
+      </w:r>
+      <w:r>
+        <w:noBreakHyphen/>
+      </w:r>
+      <w:r>
+        <w:t xml:space="preserve">3 at ¶ 34.</w:t>
       </w:r>
     </w:p>
   </w:footnote>
@@ -3550,7 +4019,7 @@
   <w:docDefaults>
     <w:rPrDefault>
       <w:rPr>
-        <w:rFonts w:ascii="EB Garamond" w:hAnsi="EB Garamond" w:eastAsia="EB Garamond" w:cs="EB Garamond"/>
+        <w:rFonts w:ascii="Times New Roman" w:hAnsi="Times New Roman" w:eastAsia="Times New Roman" w:cs="Times New Roman"/>
         <w:sz w:val="24"/>
         <w:szCs w:val="24"/>
         <w:lang w:val="en-US" w:eastAsia="zh-CN" w:bidi="ar-SA"/>
@@ -3558,11 +4027,40 @@
     </w:rPrDefault>
     <w:pPrDefault>
       <w:pPr>
-        <w:spacing w:before="0" w:after="0" w:line="240" w:lineRule="auto"/>
+        <w:widowControl/>
+        <w:spacing w:after="0"/>
       </w:pPr>
     </w:pPrDefault>
   </w:docDefaults>
   <w:latentStyles w:defLockedState="0" w:defUIPriority="0" w:defSemiHidden="0" w:defUnhideWhenUsed="0" w:defQFormat="0" w:count="276"/>
+  <w:style w:type="paragraph" w:default="1" w:styleId="Normal">
+    <w:name w:val="Normal"/>
+    <w:qFormat/>
+  </w:style>
+  <w:style w:type="paragraph" w:styleId="BodyText">
+    <w:name w:val="Body Text"/>
+    <w:basedOn w:val="Normal"/>
+    <w:link w:val="BodyTextChar"/>
+    <w:qFormat/>
+    <w:pPr>
+      <w:spacing w:before="0" w:after="0" w:line="480" w:lineRule="exact"/>
+      <w:ind w:firstLine="720"/>
+    </w:pPr>
+  </w:style>
+  <w:style w:type="paragraph" w:customStyle="1" w:styleId="FirstParagraph">
+    <w:name w:val="First Paragraph"/>
+    <w:basedOn w:val="BodyText"/>
+    <w:next w:val="BodyText"/>
+    <w:qFormat/>
+  </w:style>
+  <w:style w:type="paragraph" w:customStyle="1" w:styleId="Compact">
+    <w:name w:val="Compact"/>
+    <w:basedOn w:val="BodyText"/>
+    <w:qFormat/>
+    <w:pPr>
+      <w:spacing w:before="36" w:after="36"/>
+    </w:pPr>
+  </w:style>
   <w:style w:type="paragraph" w:styleId="Title">
     <w:name w:val="Title"/>
     <w:basedOn w:val="Normal"/>
@@ -3696,6 +4194,80 @@
     <w:pPr/>
     <w:rPr/>
   </w:style>
+  <w:style w:type="paragraph" w:styleId="Heading1">
+    <w:name w:val="heading 1"/>
+    <w:basedOn w:val="Normal"/>
+    <w:next w:val="BodyText"/>
+    <w:qFormat/>
+    <w:pPr>
+      <w:keepNext/>
+      <w:keepLines/>
+      <w:tabs>
+        <w:tab w:val="left" w:pos="720"/>
+      </w:tabs>
+      <w:spacing w:before="240" w:after="0" w:line="480" w:lineRule="exact"/>
+      <w:ind w:left="720" w:hanging="720"/>
+      <w:jc w:val="left"/>
+      <w:outlineLvl w:val="0"/>
+    </w:pPr>
+    <w:rPr>
+      <w:b/>
+      <w:bCs/>
+      <w:color w:val="000000"/>
+      <w:sz w:val="24"/>
+      <w:szCs w:val="24"/>
+    </w:rPr>
+  </w:style>
+  <w:style w:type="paragraph" w:styleId="Heading2">
+    <w:name w:val="heading 2"/>
+    <w:basedOn w:val="Normal"/>
+    <w:next w:val="BodyText"/>
+    <w:qFormat/>
+    <w:pPr>
+      <w:keepNext/>
+      <w:keepLines/>
+      <w:tabs>
+        <w:tab w:val="left" w:pos="1440"/>
+      </w:tabs>
+      <w:spacing w:before="240" w:after="0" w:line="480" w:lineRule="exact"/>
+      <w:ind w:left="1440" w:hanging="720"/>
+      <w:jc w:val="left"/>
+      <w:outlineLvl w:val="1"/>
+    </w:pPr>
+    <w:rPr>
+      <w:b/>
+      <w:bCs/>
+      <w:color w:val="000000"/>
+      <w:sz w:val="24"/>
+      <w:szCs w:val="24"/>
+    </w:rPr>
+  </w:style>
+  <w:style w:type="paragraph" w:styleId="Heading3">
+    <w:name w:val="heading 3"/>
+    <w:basedOn w:val="Normal"/>
+    <w:next w:val="BodyText"/>
+    <w:qFormat/>
+    <w:pPr>
+      <w:keepNext/>
+      <w:keepLines/>
+      <w:tabs>
+        <w:tab w:val="left" w:pos="2160"/>
+      </w:tabs>
+      <w:spacing w:before="240" w:after="0" w:line="480" w:lineRule="exact"/>
+      <w:ind w:left="2160" w:hanging="720"/>
+      <w:jc w:val="left"/>
+      <w:outlineLvl w:val="2"/>
+    </w:pPr>
+    <w:rPr>
+      <w:b/>
+      <w:bCs/>
+      <w:i/>
+      <w:iCs/>
+      <w:color w:val="000000"/>
+      <w:sz w:val="24"/>
+      <w:szCs w:val="24"/>
+    </w:rPr>
+  </w:style>
   <w:style w:type="paragraph" w:styleId="Heading4">
     <w:name w:val="heading 4"/>
     <w:basedOn w:val="Normal"/>
@@ -3709,14 +4281,18 @@
     <w:pPr>
       <w:keepNext/>
       <w:keepLines/>
-      <w:spacing w:before="80" w:after="40"/>
+      <w:spacing w:before="240" w:after="120" w:line="276" w:lineRule="exact"/>
+      <w:ind w:firstLine="0"/>
       <w:outlineLvl w:val="3"/>
     </w:pPr>
     <w:rPr>
-      <w:rFonts w:eastAsiaTheme="majorEastAsia" w:cstheme="majorBidi"/>
+      <w:rFonts w:ascii="Times New Roman" w:hAnsi="Times New Roman" w:eastAsia="Times New Roman" w:cs="Times New Roman"/>
+      <w:b/>
+      <w:bCs/>
       <w:i/>
-      <w:iCs/>
-      <w:color w:val="0F4761" w:themeColor="accent1" w:themeShade="BF"/>
+      <w:color w:val="000000"/>
+      <w:sz w:val="24"/>
+      <w:szCs w:val="24"/>
     </w:rPr>
   </w:style>
   <w:style w:type="paragraph" w:styleId="Heading5">
@@ -3732,12 +4308,18 @@
     <w:pPr>
       <w:keepNext/>
       <w:keepLines/>
-      <w:spacing w:before="80" w:after="40"/>
+      <w:spacing w:before="240" w:after="120" w:line="276" w:lineRule="exact"/>
+      <w:ind w:firstLine="0"/>
       <w:outlineLvl w:val="4"/>
     </w:pPr>
     <w:rPr>
-      <w:rFonts w:eastAsiaTheme="majorEastAsia" w:cstheme="majorBidi"/>
-      <w:color w:val="0F4761" w:themeColor="accent1" w:themeShade="BF"/>
+      <w:rFonts w:ascii="Times New Roman" w:hAnsi="Times New Roman" w:eastAsia="Times New Roman" w:cs="Times New Roman"/>
+      <w:b/>
+      <w:bCs/>
+      <w:i/>
+      <w:color w:val="000000"/>
+      <w:sz w:val="24"/>
+      <w:szCs w:val="24"/>
     </w:rPr>
   </w:style>
   <w:style w:type="paragraph" w:styleId="Heading6">
@@ -3947,6 +4529,43 @@
       <w:color w:val="272727" w:themeColor="text1" w:themeTint="D8"/>
     </w:rPr>
   </w:style>
+  <w:style w:type="paragraph" w:customStyle="1" w:styleId="ListItem">
+    <w:name w:val="List Item"/>
+    <w:basedOn w:val="BodyText"/>
+    <w:qFormat/>
+    <w:pPr>
+      <w:spacing w:before="0" w:after="0" w:line="480" w:lineRule="exact"/>
+      <w:ind w:left="720" w:hanging="720"/>
+    </w:pPr>
+  </w:style>
+  <w:style w:type="paragraph" w:styleId="BlockText">
+    <w:name w:val="Block Text"/>
+    <w:basedOn w:val="BodyText"/>
+    <w:next w:val="BodyText"/>
+    <w:uiPriority w:val="9"/>
+    <w:unhideWhenUsed/>
+    <w:qFormat/>
+    <w:pPr>
+      <w:spacing w:before="240" w:after="240" w:line="276" w:lineRule="exact"/>
+      <w:ind w:firstLine="0" w:left="720" w:right="720"/>
+    </w:pPr>
+  </w:style>
+  <w:style w:type="paragraph" w:styleId="FootnoteText">
+    <w:name w:val="Footnote Text"/>
+    <w:basedOn w:val="Normal"/>
+    <w:next w:val="FootnoteText"/>
+    <w:uiPriority w:val="9"/>
+    <w:unhideWhenUsed/>
+    <w:qFormat/>
+    <w:pPr>
+      <w:keepLines/>
+      <w:spacing w:before="0" w:after="120" w:line="230" w:lineRule="exact"/>
+    </w:pPr>
+    <w:rPr>
+      <w:sz w:val="20"/>
+      <w:szCs w:val="20"/>
+    </w:rPr>
+  </w:style>
   <w:style w:type="paragraph" w:styleId="FootnoteBlockText">
     <w:name w:val="Footnote Block Text"/>
     <w:basedOn w:val="FootnoteText"/>
@@ -3955,8 +4574,8 @@
     <w:unhideWhenUsed/>
     <w:qFormat/>
     <w:pPr>
-      <w:spacing w:before="100" w:after="100"/>
-      <w:ind w:firstLine="0" w:left="480" w:right="480"/>
+      <w:spacing w:before="240" w:after="240"/>
+      <w:ind w:firstLine="0" w:left="720" w:right="720"/>
     </w:pPr>
   </w:style>
   <w:style w:type="character" w:default="1" w:styleId="DefaultParagraphFont">
@@ -4064,7 +4683,7 @@
     <w:name w:val="Hyperlink"/>
     <w:basedOn w:val="BodyTextChar"/>
     <w:rPr>
-      <w:color w:val="4F81BD" w:themeColor="accent1"/>
+      <w:color w:val="000000"/>
     </w:rPr>
   </w:style>
   <w:style w:type="paragraph" w:styleId="TOCHeading">
@@ -4085,240 +4704,12 @@
       <w:color w:val="365F91" w:themeColor="accent1" w:themeShade="BF"/>
     </w:rPr>
   </w:style>
-  <w:style w:type="paragraph" w:default="1" w:styleId="Normal">
-    <w:name w:val="Normal"/>
-    <w:qFormat/>
-    <w:pPr>
-      <w:widowControl/>
-      <w:spacing w:before="0" w:after="0" w:line="240" w:lineRule="auto"/>
-      <w:ind w:firstLine="0"/>
-      <w:jc w:val="left"/>
-    </w:pPr>
-    <w:rPr>
-      <w:rFonts w:ascii="EB Garamond" w:hAnsi="EB Garamond" w:eastAsia="EB Garamond" w:cs="EB Garamond"/>
-      <w:sz w:val="24"/>
-      <w:szCs w:val="24"/>
-    </w:rPr>
-  </w:style>
-  <w:style w:type="paragraph" w:styleId="BodyText">
-    <w:name w:val="Body Text"/>
-    <w:basedOn w:val="Normal"/>
-    <w:qFormat/>
-    <w:pPr>
-      <w:spacing w:before="0" w:after="0" w:line="480" w:lineRule="exact"/>
-      <w:ind w:firstLine="720"/>
-    </w:pPr>
-  </w:style>
-  <w:style w:type="paragraph" w:styleId="FirstParagraph">
-    <w:name w:val="First Paragraph"/>
-    <w:basedOn w:val="BodyText"/>
-    <w:next w:val="BodyText"/>
-    <w:qFormat/>
-  </w:style>
-  <w:style w:type="paragraph" w:customStyle="1" w:styleId="Compact">
-    <w:name w:val="Compact"/>
-    <w:basedOn w:val="BodyText"/>
-    <w:qFormat/>
-  </w:style>
-  <w:style w:type="paragraph" w:styleId="Heading1">
-    <w:name w:val="heading 1"/>
-    <w:basedOn w:val="Normal"/>
-    <w:next w:val="BodyText"/>
-    <w:uiPriority w:val="9"/>
-    <w:qFormat/>
-    <w:pPr>
-      <w:keepNext/>
-      <w:keepLines/>
-      <w:tabs>
-        <w:tab w:val="left" w:pos="720"/>
-      </w:tabs>
-      <w:spacing w:before="0" w:after="0" w:line="480" w:lineRule="exact"/>
-      <w:ind w:left="720" w:hanging="720" w:firstLine="0"/>
-      <w:jc w:val="left"/>
-      <w:outlineLvl w:val="0"/>
-    </w:pPr>
-    <w:rPr>
-      <w:rFonts w:ascii="EB Garamond" w:hAnsi="EB Garamond" w:eastAsia="EB Garamond" w:cs="EB Garamond"/>
-      <w:b/>
-      <w:caps/>
-      <w:color w:val="000000"/>
-      <w:sz w:val="24"/>
-      <w:szCs w:val="24"/>
-    </w:rPr>
-  </w:style>
-  <w:style w:type="paragraph" w:styleId="Heading2">
-    <w:name w:val="heading 2"/>
-    <w:basedOn w:val="Normal"/>
-    <w:next w:val="BodyText"/>
-    <w:uiPriority w:val="9"/>
-    <w:unhideWhenUsed/>
-    <w:qFormat/>
-    <w:pPr>
-      <w:keepNext/>
-      <w:keepLines/>
-      <w:tabs>
-        <w:tab w:val="left" w:pos="1440"/>
-      </w:tabs>
-      <w:spacing w:before="0" w:after="0" w:line="480" w:lineRule="exact"/>
-      <w:ind w:left="1440" w:hanging="720" w:firstLine="0"/>
-      <w:jc w:val="left"/>
-      <w:outlineLvl w:val="1"/>
-    </w:pPr>
-    <w:rPr>
-      <w:rFonts w:ascii="EB Garamond" w:hAnsi="EB Garamond" w:eastAsia="EB Garamond" w:cs="EB Garamond"/>
-      <w:b/>
-      <w:color w:val="000000"/>
-      <w:sz w:val="24"/>
-      <w:szCs w:val="24"/>
-    </w:rPr>
-  </w:style>
-  <w:style w:type="paragraph" w:styleId="Heading3">
-    <w:name w:val="heading 3"/>
-    <w:basedOn w:val="Normal"/>
-    <w:next w:val="BodyText"/>
-    <w:uiPriority w:val="9"/>
-    <w:unhideWhenUsed/>
-    <w:qFormat/>
-    <w:pPr>
-      <w:keepNext/>
-      <w:keepLines/>
-      <w:tabs>
-        <w:tab w:val="left" w:pos="2160"/>
-      </w:tabs>
-      <w:spacing w:before="0" w:after="0" w:line="480" w:lineRule="exact"/>
-      <w:ind w:left="2160" w:hanging="720" w:firstLine="0"/>
-      <w:jc w:val="left"/>
-      <w:outlineLvl w:val="2"/>
-    </w:pPr>
-    <w:rPr>
-      <w:rFonts w:ascii="EB Garamond" w:hAnsi="EB Garamond" w:eastAsia="EB Garamond" w:cs="EB Garamond"/>
-      <w:b/>
-      <w:i/>
-      <w:color w:val="000000"/>
-      <w:sz w:val="24"/>
-      <w:szCs w:val="24"/>
-    </w:rPr>
-  </w:style>
-  <w:style w:type="paragraph" w:styleId="BlockText">
-    <w:name w:val="Block Text"/>
-    <w:basedOn w:val="Normal"/>
-    <w:next w:val="BodyText"/>
-    <w:uiPriority w:val="9"/>
-    <w:unhideWhenUsed/>
-    <w:qFormat/>
-    <w:pPr>
-      <w:spacing w:before="0" w:after="0" w:line="276" w:lineRule="exact"/>
-      <w:ind w:left="720" w:right="720" w:firstLine="0"/>
-    </w:pPr>
-  </w:style>
-  <w:style w:type="paragraph" w:styleId="FootnoteText">
-    <w:name w:val="footnote text"/>
-    <w:basedOn w:val="Normal"/>
-    <w:next w:val="FootnoteText"/>
-    <w:uiPriority w:val="9"/>
-    <w:unhideWhenUsed/>
-    <w:qFormat/>
-    <w:pPr>
-      <w:spacing w:before="0" w:after="120" w:line="240" w:lineRule="auto"/>
-      <w:ind w:firstLine="0"/>
-    </w:pPr>
-    <w:rPr>
-      <w:sz w:val="20"/>
-      <w:szCs w:val="20"/>
-    </w:rPr>
-  </w:style>
-  <w:style w:type="paragraph" w:styleId="Footer">
-    <w:name w:val="footer"/>
-    <w:basedOn w:val="Normal"/>
-    <w:uiPriority w:val="99"/>
-    <w:unhideWhenUsed/>
-    <w:pPr>
-      <w:spacing w:before="0" w:after="0" w:line="240" w:lineRule="auto"/>
-      <w:ind w:firstLine="0"/>
-      <w:jc w:val="center"/>
-    </w:pPr>
-    <w:rPr>
-      <w:sz w:val="22"/>
-      <w:szCs w:val="22"/>
-    </w:rPr>
-  </w:style>
-  <w:style w:type="paragraph" w:customStyle="1" w:styleId="CourtTitle">
-    <w:name w:val="Court Title"/>
-    <w:basedOn w:val="Normal"/>
-    <w:qFormat/>
-    <w:pPr>
-      <w:keepNext/>
-      <w:spacing w:before="0" w:after="0" w:line="276" w:lineRule="exact"/>
-      <w:ind w:firstLine="0"/>
-      <w:jc w:val="center"/>
-    </w:pPr>
-    <w:rPr>
-      <w:b/>
-    </w:rPr>
-  </w:style>
-  <w:style w:type="paragraph" w:customStyle="1" w:styleId="CaptionText">
-    <w:name w:val="Caption Text"/>
-    <w:basedOn w:val="Normal"/>
-    <w:qFormat/>
-    <w:pPr>
-      <w:spacing w:before="0" w:after="0" w:line="276" w:lineRule="exact"/>
-      <w:ind w:firstLine="0"/>
-    </w:pPr>
-  </w:style>
-  <w:style w:type="paragraph" w:customStyle="1" w:styleId="CaptionDesignation">
-    <w:name w:val="Caption Designation"/>
-    <w:basedOn w:val="CaptionText"/>
-    <w:qFormat/>
-    <w:pPr>
-      <w:ind w:left="2304" w:firstLine="0"/>
-    </w:pPr>
-  </w:style>
-  <w:style w:type="paragraph" w:customStyle="1" w:styleId="CaptionCase">
-    <w:name w:val="Caption Case Info"/>
-    <w:basedOn w:val="CaptionText"/>
-    <w:qFormat/>
-    <w:pPr>
-      <w:ind w:left="504" w:firstLine="0"/>
-    </w:pPr>
-  </w:style>
-  <w:style w:type="paragraph" w:customStyle="1" w:styleId="PleadingTitle">
-    <w:name w:val="Pleading Title"/>
-    <w:basedOn w:val="Normal"/>
-    <w:qFormat/>
-    <w:pPr>
-      <w:keepNext/>
-      <w:spacing w:before="0" w:after="0" w:line="480" w:lineRule="exact"/>
-      <w:ind w:firstLine="0"/>
-      <w:jc w:val="center"/>
-    </w:pPr>
-    <w:rPr>
-      <w:b/>
-    </w:rPr>
-  </w:style>
-  <w:style w:type="paragraph" w:customStyle="1" w:styleId="CertificateTitle">
-    <w:name w:val="Certificate Title"/>
-    <w:basedOn w:val="Normal"/>
-    <w:qFormat/>
-    <w:pPr>
-      <w:keepNext/>
-      <w:keepLines/>
-      <w:spacing w:before="0" w:after="240" w:line="480" w:lineRule="exact"/>
-      <w:ind w:firstLine="0"/>
-      <w:jc w:val="center"/>
-    </w:pPr>
-    <w:rPr>
-      <w:b/>
-    </w:rPr>
-  </w:style>
-  <w:style w:type="paragraph" w:customStyle="1" w:styleId="CertificateText">
-    <w:name w:val="Certificate Text"/>
+  <w:style w:type="paragraph" w:customStyle="1" w:styleId="BodyTextNote">
+    <w:name w:val="Body Text Note"/>
     <w:basedOn w:val="BodyText"/>
     <w:qFormat/>
     <w:pPr>
-      <w:keepNext/>
-      <w:keepLines/>
-      <w:spacing w:before="0" w:after="0" w:line="480" w:lineRule="exact"/>
-      <w:ind w:firstLine="720"/>
+      <w:widowControl w:val="0"/>
     </w:pPr>
   </w:style>
   <w:style w:type="paragraph" w:customStyle="1" w:styleId="PleadingList">
@@ -4331,16 +4722,6 @@
       </w:tabs>
       <w:spacing w:before="0" w:after="0" w:line="480" w:lineRule="exact"/>
       <w:ind w:left="1584" w:hanging="864"/>
-    </w:pPr>
-  </w:style>
-  <w:style w:type="paragraph" w:customStyle="1" w:styleId="Signature">
-    <w:name w:val="Signature Block"/>
-    <w:basedOn w:val="CaptionText"/>
-    <w:qFormat/>
-    <w:pPr>
-      <w:keepNext/>
-      <w:keepLines/>
-      <w:ind w:left="4320" w:firstLine="0"/>
     </w:pPr>
   </w:style>
   <w:style w:type="paragraph" w:customStyle="1" w:styleId="SourceCode">
